--- a/python/AIProject.docx
+++ b/python/AIProject.docx
@@ -2,1009 +2,284 @@
 <file path=word/document.xml><?xml version="1.0" encoding="utf-8"?>
 <w:document xmlns:wpc="http://schemas.microsoft.com/office/word/2010/wordprocessingCanvas" xmlns:cx="http://schemas.microsoft.com/office/drawing/2014/chartex" xmlns:cx1="http://schemas.microsoft.com/office/drawing/2015/9/8/chartex" xmlns:cx2="http://schemas.microsoft.com/office/drawing/2015/10/21/chartex" xmlns:cx3="http://schemas.microsoft.com/office/drawing/2016/5/9/chartex" xmlns:cx4="http://schemas.microsoft.com/office/drawing/2016/5/10/chartex" xmlns:cx5="http://schemas.microsoft.com/office/drawing/2016/5/11/chartex" xmlns:cx6="http://schemas.microsoft.com/office/drawing/2016/5/12/chartex" xmlns:cx7="http://schemas.microsoft.com/office/drawing/2016/5/13/chartex" xmlns:cx8="http://schemas.microsoft.com/office/drawing/2016/5/14/chartex" xmlns:mc="http://schemas.openxmlformats.org/markup-compatibility/2006" xmlns:aink="http://schemas.microsoft.com/office/drawing/2016/ink" xmlns:am3d="http://schemas.microsoft.com/office/drawing/2017/model3d" xmlns:o="urn:schemas-microsoft-com:office:office" xmlns:oel="http://schemas.microsoft.com/office/2019/extlst" xmlns:r="http://schemas.openxmlformats.org/officeDocument/2006/relationships" xmlns:m="http://schemas.openxmlformats.org/officeDocument/2006/math" xmlns:v="urn:schemas-microsoft-com:vml" xmlns:wp14="http://schemas.microsoft.com/office/word/2010/wordprocessingDrawing" xmlns:wp="http://schemas.openxmlformats.org/drawingml/2006/wordprocessingDrawing" xmlns:w10="urn:schemas-microsoft-com:office:word" xmlns:w="http://schemas.openxmlformats.org/wordprocessingml/2006/main" xmlns:w14="http://schemas.microsoft.com/office/word/2010/wordml" xmlns:w15="http://schemas.microsoft.com/office/word/2012/wordml" xmlns:w16cex="http://schemas.microsoft.com/office/word/2018/wordml/cex" xmlns:w16cid="http://schemas.microsoft.com/office/word/2016/wordml/cid" xmlns:w16="http://schemas.microsoft.com/office/word/2018/wordml" xmlns:w16du="http://schemas.microsoft.com/office/word/2023/wordml/word16du" xmlns:w16sdtdh="http://schemas.microsoft.com/office/word/2020/wordml/sdtdatahash" xmlns:w16sdtfl="http://schemas.microsoft.com/office/word/2024/wordml/sdtformatlock" xmlns:w16se="http://schemas.microsoft.com/office/word/2015/wordml/symex" xmlns:wpg="http://schemas.microsoft.com/office/word/2010/wordprocessingGroup" xmlns:wpi="http://schemas.microsoft.com/office/word/2010/wordprocessingInk" xmlns:wne="http://schemas.microsoft.com/office/word/2006/wordml" xmlns:wps="http://schemas.microsoft.com/office/word/2010/wordprocessingShape" mc:Ignorable="w14 w15 w16se w16cid w16 w16cex w16sdtdh w16sdtfl w16du wp14">
   <w:body>
-    <w:p/>
-    <w:p/>
-    <w:p/>
-    <w:p/>
-    <w:p/>
-    <w:p/>
-    <w:p/>
-    <w:p/>
-    <w:p/>
-    <w:p/>
-    <w:p/>
-    <w:p/>
-    <w:p/>
-    <w:p/>
-    <w:p/>
-    <w:p/>
-    <w:p/>
-    <w:p/>
-    <w:p/>
-    <w:p/>
-    <w:p/>
-    <w:p/>
-    <w:p/>
-    <w:p/>
-    <w:p/>
-    <w:p/>
-    <w:p/>
-    <w:p/>
-    <w:p/>
-    <w:p/>
-    <w:p/>
     <w:p>
-      <w:proofErr w:type="spellStart"/>
       <w:r>
-        <w:t>AIProject</w:t>
+        <w:t>Artificial intelligence (AI) is the development of computer systems capable of performing tasks that typically require human intelligence, such as learning, problem-solving, and decision-making. It transforms modern life by driving efficiencies across healthcare, education, and business, while simultaneously raising critical ethical, privacy, and employment challenges. [</w:t>
       </w:r>
-      <w:proofErr w:type="spellEnd"/>
+      <w:hyperlink r:id="rId5" w:history="1">
+        <w:r>
+          <w:rPr>
+            <w:rStyle w:val="Hyperlink"/>
+          </w:rPr>
+          <w:t>1</w:t>
+        </w:r>
+      </w:hyperlink>
       <w:r>
-        <w:t>/                  # Solution root</w:t>
+        <w:t xml:space="preserve">, </w:t>
+      </w:r>
+      <w:hyperlink r:id="rId6" w:history="1">
+        <w:r>
+          <w:rPr>
+            <w:rStyle w:val="Hyperlink"/>
+          </w:rPr>
+          <w:t>2</w:t>
+        </w:r>
+      </w:hyperlink>
+      <w:r>
+        <w:t xml:space="preserve">, </w:t>
+      </w:r>
+      <w:hyperlink r:id="rId7" w:history="1">
+        <w:r>
+          <w:rPr>
+            <w:rStyle w:val="Hyperlink"/>
+          </w:rPr>
+          <w:t>3</w:t>
+        </w:r>
+      </w:hyperlink>
+      <w:r>
+        <w:t>]</w:t>
+      </w:r>
+    </w:p>
+    <w:p>
+      <w:pPr>
+        <w:rPr>
+          <w:b/>
+          <w:bCs/>
+        </w:rPr>
+      </w:pPr>
+      <w:r>
+        <w:rPr>
+          <w:b/>
+          <w:bCs/>
+        </w:rPr>
+        <w:t>The Evolution and Mechanics of AI</w:t>
       </w:r>
     </w:p>
     <w:p>
       <w:r>
-        <w:t>│</w:t>
+        <w:t xml:space="preserve">At its core, AI operates by </w:t>
+      </w:r>
+      <w:proofErr w:type="spellStart"/>
+      <w:r>
+        <w:t>analyzing</w:t>
+      </w:r>
+      <w:proofErr w:type="spellEnd"/>
+      <w:r>
+        <w:t xml:space="preserve"> vast datasets using algorithms to recognize patterns and make predictions. While early concepts date back to the 1950s, the field exploded in recent years due to massive leaps in computing power and machine learning. Today, systems can process information, understand natural language, and generate original content at a speed and scale that fundamentally redefines how society interacts with technology. [</w:t>
+      </w:r>
+      <w:hyperlink r:id="rId8" w:history="1">
+        <w:r>
+          <w:rPr>
+            <w:rStyle w:val="Hyperlink"/>
+          </w:rPr>
+          <w:t>1</w:t>
+        </w:r>
+      </w:hyperlink>
+      <w:r>
+        <w:t xml:space="preserve">, </w:t>
+      </w:r>
+      <w:hyperlink r:id="rId9" w:history="1">
+        <w:r>
+          <w:rPr>
+            <w:rStyle w:val="Hyperlink"/>
+          </w:rPr>
+          <w:t>2</w:t>
+        </w:r>
+      </w:hyperlink>
+      <w:r>
+        <w:t xml:space="preserve">, </w:t>
+      </w:r>
+      <w:hyperlink r:id="rId10" w:history="1">
+        <w:r>
+          <w:rPr>
+            <w:rStyle w:val="Hyperlink"/>
+          </w:rPr>
+          <w:t>3</w:t>
+        </w:r>
+      </w:hyperlink>
+      <w:r>
+        <w:t xml:space="preserve">, </w:t>
+      </w:r>
+      <w:hyperlink r:id="rId11" w:history="1">
+        <w:r>
+          <w:rPr>
+            <w:rStyle w:val="Hyperlink"/>
+          </w:rPr>
+          <w:t>4</w:t>
+        </w:r>
+      </w:hyperlink>
+      <w:r>
+        <w:t xml:space="preserve">, </w:t>
+      </w:r>
+      <w:hyperlink r:id="rId12" w:history="1">
+        <w:r>
+          <w:rPr>
+            <w:rStyle w:val="Hyperlink"/>
+          </w:rPr>
+          <w:t>5</w:t>
+        </w:r>
+      </w:hyperlink>
+      <w:r>
+        <w:t xml:space="preserve">, </w:t>
+      </w:r>
+      <w:hyperlink r:id="rId13" w:history="1">
+        <w:r>
+          <w:rPr>
+            <w:rStyle w:val="Hyperlink"/>
+          </w:rPr>
+          <w:t>6</w:t>
+        </w:r>
+      </w:hyperlink>
+      <w:r>
+        <w:t>]</w:t>
+      </w:r>
+    </w:p>
+    <w:p>
+      <w:pPr>
+        <w:rPr>
+          <w:b/>
+          <w:bCs/>
+        </w:rPr>
+      </w:pPr>
+      <w:r>
+        <w:rPr>
+          <w:b/>
+          <w:bCs/>
+        </w:rPr>
+        <w:t>Transformative Impacts Across Sectors</w:t>
       </w:r>
     </w:p>
     <w:p>
       <w:r>
-        <w:rPr>
-          <w:rFonts w:ascii="MS Gothic" w:eastAsia="MS Gothic" w:hAnsi="MS Gothic" w:cs="MS Gothic" w:hint="eastAsia"/>
-        </w:rPr>
-        <w:t>├</w:t>
+        <w:t>AI is no longer just science fiction; it is deeply embedded in the fabric of daily life. [</w:t>
       </w:r>
+      <w:hyperlink r:id="rId14" w:history="1">
+        <w:r>
+          <w:rPr>
+            <w:rStyle w:val="Hyperlink"/>
+          </w:rPr>
+          <w:t>1</w:t>
+        </w:r>
+      </w:hyperlink>
       <w:r>
-        <w:rPr>
-          <w:rFonts w:ascii="Aptos" w:hAnsi="Aptos" w:cs="Aptos"/>
-        </w:rPr>
-        <w:t>──</w:t>
+        <w:t xml:space="preserve">, </w:t>
       </w:r>
+      <w:hyperlink r:id="rId15" w:history="1">
+        <w:r>
+          <w:rPr>
+            <w:rStyle w:val="Hyperlink"/>
+          </w:rPr>
+          <w:t>2</w:t>
+        </w:r>
+      </w:hyperlink>
       <w:r>
-        <w:t xml:space="preserve"> AIProject.sln           # Solution file (opens all projects together)</w:t>
+        <w:t>]</w:t>
       </w:r>
     </w:p>
     <w:p>
+      <w:pPr>
+        <w:numPr>
+          <w:ilvl w:val="0"/>
+          <w:numId w:val="38"/>
+        </w:numPr>
+      </w:pPr>
       <w:r>
-        <w:t>│</w:t>
+        <w:rPr>
+          <w:b/>
+          <w:bCs/>
+        </w:rPr>
+        <w:t>Healthcare:</w:t>
+      </w:r>
+      <w:r>
+        <w:t xml:space="preserve"> AI is revolutionizing medicine by accelerating drug discovery, personalizing treatments, and </w:t>
+      </w:r>
+      <w:proofErr w:type="spellStart"/>
+      <w:r>
+        <w:t>analyzing</w:t>
+      </w:r>
+      <w:proofErr w:type="spellEnd"/>
+      <w:r>
+        <w:t xml:space="preserve"> medical imagery for earlier disease detection.</w:t>
       </w:r>
     </w:p>
     <w:p>
-      <w:proofErr w:type="gramStart"/>
+      <w:pPr>
+        <w:numPr>
+          <w:ilvl w:val="0"/>
+          <w:numId w:val="38"/>
+        </w:numPr>
+      </w:pPr>
       <w:r>
         <w:rPr>
-          <w:rFonts w:ascii="MS Gothic" w:eastAsia="MS Gothic" w:hAnsi="MS Gothic" w:cs="MS Gothic" w:hint="eastAsia"/>
+          <w:b/>
+          <w:bCs/>
         </w:rPr>
-        <w:t>├</w:t>
+        <w:t>Industry &amp; Business:</w:t>
       </w:r>
       <w:r>
-        <w:rPr>
-          <w:rFonts w:ascii="Aptos" w:hAnsi="Aptos" w:cs="Aptos"/>
-        </w:rPr>
-        <w:t>──</w:t>
-      </w:r>
-      <w:r>
-        <w:t xml:space="preserve"> </w:t>
-      </w:r>
-      <w:proofErr w:type="spellStart"/>
-      <w:r>
-        <w:t>BlazorApp</w:t>
-      </w:r>
-      <w:proofErr w:type="spellEnd"/>
-      <w:r>
-        <w:t>/              #</w:t>
-      </w:r>
-      <w:proofErr w:type="gramEnd"/>
-      <w:r>
-        <w:t xml:space="preserve"> Blazor frontend project</w:t>
+        <w:t xml:space="preserve"> Algorithms detect fraudulent transactions in finance, optimize supply chains, and automate repetitive tasks.</w:t>
       </w:r>
     </w:p>
     <w:p>
+      <w:pPr>
+        <w:numPr>
+          <w:ilvl w:val="0"/>
+          <w:numId w:val="38"/>
+        </w:numPr>
+      </w:pPr>
       <w:r>
         <w:rPr>
-          <w:rFonts w:ascii="MS Gothic" w:eastAsia="MS Gothic" w:hAnsi="MS Gothic" w:cs="MS Gothic" w:hint="eastAsia"/>
+          <w:b/>
+          <w:bCs/>
         </w:rPr>
-        <w:t>├</w:t>
+        <w:t>Daily Life:</w:t>
       </w:r>
       <w:r>
-        <w:rPr>
-          <w:rFonts w:ascii="Aptos" w:hAnsi="Aptos" w:cs="Aptos"/>
-        </w:rPr>
-        <w:t>──</w:t>
+        <w:t xml:space="preserve"> Virtual assistants, navigation apps, and personalized content recommendation engines are all powered by AI. [</w:t>
       </w:r>
-      <w:r>
-        <w:t xml:space="preserve"> Api/                    # C# backend API project</w:t>
-      </w:r>
-    </w:p>
-    <w:p>
-      <w:proofErr w:type="gramStart"/>
-      <w:r>
-        <w:rPr>
-          <w:rFonts w:ascii="MS Gothic" w:eastAsia="MS Gothic" w:hAnsi="MS Gothic" w:cs="MS Gothic" w:hint="eastAsia"/>
-        </w:rPr>
-        <w:t>├</w:t>
-      </w:r>
-      <w:r>
-        <w:rPr>
-          <w:rFonts w:ascii="Aptos" w:hAnsi="Aptos" w:cs="Aptos"/>
-        </w:rPr>
-        <w:t>──</w:t>
-      </w:r>
-      <w:r>
-        <w:t xml:space="preserve"> Workers/                #</w:t>
-      </w:r>
-      <w:proofErr w:type="gramEnd"/>
-      <w:r>
-        <w:t xml:space="preserve"> Python workers (not a .NET project, but included)</w:t>
-      </w:r>
-    </w:p>
-    <w:p>
-      <w:r>
-        <w:rPr>
-          <w:rFonts w:ascii="MS Gothic" w:eastAsia="MS Gothic" w:hAnsi="MS Gothic" w:cs="MS Gothic" w:hint="eastAsia"/>
-        </w:rPr>
-        <w:t>├</w:t>
-      </w:r>
-      <w:r>
-        <w:rPr>
-          <w:rFonts w:ascii="Aptos" w:hAnsi="Aptos" w:cs="Aptos"/>
-        </w:rPr>
-        <w:t>──</w:t>
-      </w:r>
-      <w:r>
-        <w:t xml:space="preserve"> Infrastructure/         # Setup scripts/config</w:t>
-      </w:r>
-    </w:p>
-    <w:p>
-      <w:proofErr w:type="gramStart"/>
-      <w:r>
-        <w:rPr>
-          <w:rFonts w:ascii="MS Gothic" w:eastAsia="MS Gothic" w:hAnsi="MS Gothic" w:cs="MS Gothic" w:hint="eastAsia"/>
-        </w:rPr>
-        <w:t>├</w:t>
-      </w:r>
-      <w:r>
-        <w:rPr>
-          <w:rFonts w:ascii="Aptos" w:hAnsi="Aptos" w:cs="Aptos"/>
-        </w:rPr>
-        <w:t>──</w:t>
-      </w:r>
-      <w:r>
-        <w:t xml:space="preserve"> Docs/                   #</w:t>
-      </w:r>
-      <w:proofErr w:type="gramEnd"/>
-      <w:r>
-        <w:t xml:space="preserve"> Documentation</w:t>
-      </w:r>
-    </w:p>
-    <w:p>
-      <w:r>
-        <w:t>└── Tests/                  # Unit &amp; integration tests</w:t>
-      </w:r>
-    </w:p>
-    <w:p/>
-    <w:p/>
-    <w:p/>
-    <w:p/>
-    <w:p/>
-    <w:p/>
-    <w:p/>
-    <w:p/>
-    <w:p/>
-    <w:p/>
-    <w:p/>
-    <w:p/>
-    <w:p/>
-    <w:p/>
-    <w:p/>
-    <w:p/>
-    <w:p/>
-    <w:p/>
-    <w:p/>
-    <w:p>
-      <w:proofErr w:type="spellStart"/>
-      <w:r>
-        <w:t>AIProject</w:t>
-      </w:r>
-      <w:proofErr w:type="spellEnd"/>
-      <w:r>
-        <w:t>/</w:t>
-      </w:r>
-    </w:p>
-    <w:p>
-      <w:r>
-        <w:t>│</w:t>
-      </w:r>
-    </w:p>
-    <w:p>
-      <w:proofErr w:type="gramStart"/>
-      <w:r>
-        <w:rPr>
-          <w:rFonts w:ascii="MS Gothic" w:eastAsia="MS Gothic" w:hAnsi="MS Gothic" w:cs="MS Gothic" w:hint="eastAsia"/>
-        </w:rPr>
-        <w:t>├</w:t>
-      </w:r>
-      <w:r>
-        <w:rPr>
-          <w:rFonts w:ascii="Aptos" w:hAnsi="Aptos" w:cs="Aptos"/>
-        </w:rPr>
-        <w:t>──</w:t>
-      </w:r>
-      <w:r>
-        <w:t xml:space="preserve"> </w:t>
-      </w:r>
-      <w:proofErr w:type="spellStart"/>
-      <w:r>
-        <w:t>BlazorApp</w:t>
-      </w:r>
-      <w:proofErr w:type="spellEnd"/>
-      <w:r>
-        <w:t>/                  #</w:t>
-      </w:r>
-      <w:proofErr w:type="gramEnd"/>
-      <w:r>
-        <w:t xml:space="preserve"> Blazor UI (Web Server or WASM)</w:t>
-      </w:r>
-    </w:p>
-    <w:p>
-      <w:r>
-        <w:t xml:space="preserve">│   </w:t>
-      </w:r>
-      <w:r>
-        <w:rPr>
-          <w:rFonts w:ascii="MS Gothic" w:eastAsia="MS Gothic" w:hAnsi="MS Gothic" w:cs="MS Gothic" w:hint="eastAsia"/>
-        </w:rPr>
-        <w:t>├</w:t>
-      </w:r>
-      <w:r>
-        <w:rPr>
-          <w:rFonts w:ascii="Aptos" w:hAnsi="Aptos" w:cs="Aptos"/>
-        </w:rPr>
-        <w:t>──</w:t>
-      </w:r>
-      <w:r>
-        <w:t xml:space="preserve"> Pages/                  # Razor pages (Upload, Status, Dashboard)</w:t>
-      </w:r>
-    </w:p>
-    <w:p>
-      <w:r>
-        <w:t xml:space="preserve">│   </w:t>
-      </w:r>
-      <w:r>
-        <w:rPr>
-          <w:rFonts w:ascii="MS Gothic" w:eastAsia="MS Gothic" w:hAnsi="MS Gothic" w:cs="MS Gothic" w:hint="eastAsia"/>
-        </w:rPr>
-        <w:t>├</w:t>
-      </w:r>
-      <w:r>
-        <w:rPr>
-          <w:rFonts w:ascii="Aptos" w:hAnsi="Aptos" w:cs="Aptos"/>
-        </w:rPr>
-        <w:t>──</w:t>
-      </w:r>
-      <w:r>
-        <w:t xml:space="preserve"> Components/             # Reusable UI components</w:t>
-      </w:r>
-    </w:p>
-    <w:p>
-      <w:r>
-        <w:t xml:space="preserve">│   </w:t>
-      </w:r>
-      <w:r>
-        <w:rPr>
-          <w:rFonts w:ascii="MS Gothic" w:eastAsia="MS Gothic" w:hAnsi="MS Gothic" w:cs="MS Gothic" w:hint="eastAsia"/>
-        </w:rPr>
-        <w:t>├</w:t>
-      </w:r>
-      <w:r>
-        <w:rPr>
-          <w:rFonts w:ascii="Aptos" w:hAnsi="Aptos" w:cs="Aptos"/>
-        </w:rPr>
-        <w:t>──</w:t>
-      </w:r>
-      <w:r>
-        <w:t xml:space="preserve"> Services/               # Frontend services (API calls, Blob client)</w:t>
-      </w:r>
-    </w:p>
-    <w:p>
-      <w:r>
-        <w:t xml:space="preserve">│   </w:t>
-      </w:r>
-      <w:r>
-        <w:rPr>
-          <w:rFonts w:ascii="MS Gothic" w:eastAsia="MS Gothic" w:hAnsi="MS Gothic" w:cs="MS Gothic" w:hint="eastAsia"/>
-        </w:rPr>
-        <w:t>├</w:t>
-      </w:r>
-      <w:r>
-        <w:rPr>
-          <w:rFonts w:ascii="Aptos" w:hAnsi="Aptos" w:cs="Aptos"/>
-        </w:rPr>
-        <w:t>──</w:t>
-      </w:r>
-      <w:r>
-        <w:t xml:space="preserve"> Models/                 # Shared models (</w:t>
-      </w:r>
-      <w:proofErr w:type="spellStart"/>
-      <w:r>
-        <w:t>FileMetadata</w:t>
-      </w:r>
-      <w:proofErr w:type="spellEnd"/>
-      <w:r>
-        <w:t>, Domain, Status)</w:t>
-      </w:r>
-    </w:p>
-    <w:p>
-      <w:r>
-        <w:t xml:space="preserve">│   </w:t>
-      </w:r>
-      <w:r>
-        <w:rPr>
-          <w:rFonts w:ascii="MS Gothic" w:eastAsia="MS Gothic" w:hAnsi="MS Gothic" w:cs="MS Gothic" w:hint="eastAsia"/>
-        </w:rPr>
-        <w:t>├</w:t>
-      </w:r>
-      <w:r>
-        <w:rPr>
-          <w:rFonts w:ascii="Aptos" w:hAnsi="Aptos" w:cs="Aptos"/>
-        </w:rPr>
-        <w:t>──</w:t>
-      </w:r>
-      <w:r>
-        <w:t xml:space="preserve"> Validators/             # File validation logic</w:t>
-      </w:r>
-    </w:p>
-    <w:p>
-      <w:r>
-        <w:t xml:space="preserve">│   </w:t>
-      </w:r>
-      <w:r>
-        <w:rPr>
-          <w:rFonts w:ascii="MS Gothic" w:eastAsia="MS Gothic" w:hAnsi="MS Gothic" w:cs="MS Gothic" w:hint="eastAsia"/>
-        </w:rPr>
-        <w:t>├</w:t>
-      </w:r>
-      <w:r>
-        <w:rPr>
-          <w:rFonts w:ascii="Aptos" w:hAnsi="Aptos" w:cs="Aptos"/>
-        </w:rPr>
-        <w:t>──</w:t>
-      </w:r>
-      <w:r>
-        <w:t xml:space="preserve"> </w:t>
-      </w:r>
-      <w:proofErr w:type="spellStart"/>
-      <w:r>
-        <w:t>wwwroot</w:t>
-      </w:r>
-      <w:proofErr w:type="spellEnd"/>
-      <w:r>
-        <w:t>/                # Static assets (CSS, JS, images)</w:t>
-      </w:r>
-    </w:p>
-    <w:p>
-      <w:r>
-        <w:t xml:space="preserve">│   </w:t>
-      </w:r>
-      <w:r>
-        <w:rPr>
-          <w:rFonts w:ascii="MS Gothic" w:eastAsia="MS Gothic" w:hAnsi="MS Gothic" w:cs="MS Gothic" w:hint="eastAsia"/>
-        </w:rPr>
-        <w:t>├</w:t>
-      </w:r>
-      <w:r>
-        <w:rPr>
-          <w:rFonts w:ascii="Aptos" w:hAnsi="Aptos" w:cs="Aptos"/>
-        </w:rPr>
-        <w:t>──</w:t>
-      </w:r>
-      <w:r>
-        <w:t xml:space="preserve"> </w:t>
-      </w:r>
-      <w:proofErr w:type="spellStart"/>
-      <w:r>
-        <w:t>Program.cs</w:t>
-      </w:r>
-      <w:proofErr w:type="spellEnd"/>
-      <w:r>
-        <w:t xml:space="preserve">              # Entry point</w:t>
-      </w:r>
-    </w:p>
-    <w:p/>
-    <w:p>
-      <w:r>
-        <w:t xml:space="preserve">│   └── </w:t>
-      </w:r>
-      <w:proofErr w:type="spellStart"/>
-      <w:proofErr w:type="gramStart"/>
-      <w:r>
-        <w:t>appsettings.json</w:t>
-      </w:r>
-      <w:proofErr w:type="spellEnd"/>
-      <w:proofErr w:type="gramEnd"/>
-      <w:r>
-        <w:t xml:space="preserve">        # Config (Blob, RabbitMQ, API URLs)</w:t>
-      </w:r>
-    </w:p>
-    <w:p>
-      <w:r>
-        <w:t>│</w:t>
-      </w:r>
-    </w:p>
-    <w:p>
-      <w:r>
-        <w:rPr>
-          <w:rFonts w:ascii="MS Gothic" w:eastAsia="MS Gothic" w:hAnsi="MS Gothic" w:cs="MS Gothic" w:hint="eastAsia"/>
-        </w:rPr>
-        <w:t>├</w:t>
-      </w:r>
-      <w:r>
-        <w:rPr>
-          <w:rFonts w:ascii="Aptos" w:hAnsi="Aptos" w:cs="Aptos"/>
-        </w:rPr>
-        <w:t>──</w:t>
-      </w:r>
-      <w:r>
-        <w:t xml:space="preserve"> Api/                        # C# Backend API</w:t>
-      </w:r>
-    </w:p>
-    <w:p>
-      <w:r>
-        <w:t xml:space="preserve">│   </w:t>
-      </w:r>
-      <w:r>
-        <w:rPr>
-          <w:rFonts w:ascii="MS Gothic" w:eastAsia="MS Gothic" w:hAnsi="MS Gothic" w:cs="MS Gothic" w:hint="eastAsia"/>
-        </w:rPr>
-        <w:t>├</w:t>
-      </w:r>
-      <w:r>
-        <w:rPr>
-          <w:rFonts w:ascii="Aptos" w:hAnsi="Aptos" w:cs="Aptos"/>
-        </w:rPr>
-        <w:t>──</w:t>
-      </w:r>
-      <w:r>
-        <w:t xml:space="preserve"> Controllers/            # </w:t>
-      </w:r>
-      <w:proofErr w:type="spellStart"/>
-      <w:r>
-        <w:t>UploadController</w:t>
-      </w:r>
-      <w:proofErr w:type="spellEnd"/>
+      <w:hyperlink r:id="rId16" w:history="1">
+        <w:r>
+          <w:rPr>
+            <w:rStyle w:val="Hyperlink"/>
+          </w:rPr>
+          <w:t>1</w:t>
+        </w:r>
+      </w:hyperlink>
       <w:r>
         <w:t xml:space="preserve">, </w:t>
       </w:r>
-      <w:proofErr w:type="spellStart"/>
-      <w:r>
-        <w:t>StatusController</w:t>
-      </w:r>
-      <w:proofErr w:type="spellEnd"/>
-    </w:p>
-    <w:p>
-      <w:r>
-        <w:t xml:space="preserve">│   </w:t>
-      </w:r>
-      <w:r>
-        <w:rPr>
-          <w:rFonts w:ascii="MS Gothic" w:eastAsia="MS Gothic" w:hAnsi="MS Gothic" w:cs="MS Gothic" w:hint="eastAsia"/>
-        </w:rPr>
-        <w:t>├</w:t>
-      </w:r>
-      <w:r>
-        <w:rPr>
-          <w:rFonts w:ascii="Aptos" w:hAnsi="Aptos" w:cs="Aptos"/>
-        </w:rPr>
-        <w:t>──</w:t>
-      </w:r>
-      <w:r>
-        <w:t xml:space="preserve"> DTOs/                   # Request/Response objects</w:t>
-      </w:r>
-    </w:p>
-    <w:p>
-      <w:r>
-        <w:t xml:space="preserve">│   </w:t>
-      </w:r>
-      <w:r>
-        <w:rPr>
-          <w:rFonts w:ascii="MS Gothic" w:eastAsia="MS Gothic" w:hAnsi="MS Gothic" w:cs="MS Gothic" w:hint="eastAsia"/>
-        </w:rPr>
-        <w:t>├</w:t>
-      </w:r>
-      <w:r>
-        <w:rPr>
-          <w:rFonts w:ascii="Aptos" w:hAnsi="Aptos" w:cs="Aptos"/>
-        </w:rPr>
-        <w:t>──</w:t>
-      </w:r>
-      <w:r>
-        <w:t xml:space="preserve"> Services/               # </w:t>
-      </w:r>
-      <w:proofErr w:type="spellStart"/>
-      <w:r>
-        <w:t>BlobStorageService</w:t>
-      </w:r>
-      <w:proofErr w:type="spellEnd"/>
+      <w:hyperlink r:id="rId17" w:history="1">
+        <w:r>
+          <w:rPr>
+            <w:rStyle w:val="Hyperlink"/>
+          </w:rPr>
+          <w:t>2</w:t>
+        </w:r>
+      </w:hyperlink>
       <w:r>
         <w:t xml:space="preserve">, </w:t>
       </w:r>
-      <w:proofErr w:type="spellStart"/>
+      <w:hyperlink r:id="rId18" w:history="1">
+        <w:r>
+          <w:rPr>
+            <w:rStyle w:val="Hyperlink"/>
+          </w:rPr>
+          <w:t>3</w:t>
+        </w:r>
+      </w:hyperlink>
       <w:r>
-        <w:t>RabbitMQPublisher</w:t>
-      </w:r>
-      <w:proofErr w:type="spellEnd"/>
-    </w:p>
-    <w:p>
-      <w:r>
-        <w:t xml:space="preserve">│   </w:t>
-      </w:r>
-      <w:r>
-        <w:rPr>
-          <w:rFonts w:ascii="MS Gothic" w:eastAsia="MS Gothic" w:hAnsi="MS Gothic" w:cs="MS Gothic" w:hint="eastAsia"/>
-        </w:rPr>
-        <w:t>├</w:t>
-      </w:r>
-      <w:r>
-        <w:rPr>
-          <w:rFonts w:ascii="Aptos" w:hAnsi="Aptos" w:cs="Aptos"/>
-        </w:rPr>
-        <w:t>──</w:t>
-      </w:r>
-      <w:r>
-        <w:t xml:space="preserve"> Middleware/             # Error handling, logging</w:t>
+        <w:t>]</w:t>
       </w:r>
     </w:p>
-    <w:p>
-      <w:r>
-        <w:t xml:space="preserve">│   └── </w:t>
-      </w:r>
-      <w:proofErr w:type="spellStart"/>
-      <w:r>
-        <w:t>Startup.cs</w:t>
-      </w:r>
-      <w:proofErr w:type="spellEnd"/>
-      <w:r>
-        <w:t xml:space="preserve">              # API configuration</w:t>
-      </w:r>
-    </w:p>
-    <w:p>
-      <w:r>
-        <w:t>│</w:t>
-      </w:r>
-    </w:p>
-    <w:p/>
-    <w:p/>
-    <w:p/>
-    <w:p/>
-    <w:p/>
-    <w:p/>
-    <w:p/>
-    <w:p/>
-    <w:p>
-      <w:proofErr w:type="gramStart"/>
-      <w:r>
-        <w:rPr>
-          <w:rFonts w:ascii="MS Gothic" w:eastAsia="MS Gothic" w:hAnsi="MS Gothic" w:cs="MS Gothic" w:hint="eastAsia"/>
-        </w:rPr>
-        <w:t>├</w:t>
-      </w:r>
-      <w:r>
-        <w:rPr>
-          <w:rFonts w:ascii="Aptos" w:hAnsi="Aptos" w:cs="Aptos"/>
-        </w:rPr>
-        <w:t>──</w:t>
-      </w:r>
-      <w:r>
-        <w:t xml:space="preserve"> Workers/                    #</w:t>
-      </w:r>
-      <w:proofErr w:type="gramEnd"/>
-      <w:r>
-        <w:t xml:space="preserve"> Python background workers</w:t>
-      </w:r>
-    </w:p>
-    <w:p>
-      <w:r>
-        <w:t xml:space="preserve">│   </w:t>
-      </w:r>
-      <w:r>
-        <w:rPr>
-          <w:rFonts w:ascii="MS Gothic" w:eastAsia="MS Gothic" w:hAnsi="MS Gothic" w:cs="MS Gothic" w:hint="eastAsia"/>
-        </w:rPr>
-        <w:t>├</w:t>
-      </w:r>
-      <w:r>
-        <w:rPr>
-          <w:rFonts w:ascii="Aptos" w:hAnsi="Aptos" w:cs="Aptos"/>
-        </w:rPr>
-        <w:t>──</w:t>
-      </w:r>
-      <w:r>
-        <w:t xml:space="preserve"> hr_worker.py            # HR domain processing</w:t>
-      </w:r>
-    </w:p>
-    <w:p>
-      <w:r>
-        <w:t xml:space="preserve">│   </w:t>
-      </w:r>
-      <w:r>
-        <w:rPr>
-          <w:rFonts w:ascii="MS Gothic" w:eastAsia="MS Gothic" w:hAnsi="MS Gothic" w:cs="MS Gothic" w:hint="eastAsia"/>
-        </w:rPr>
-        <w:t>├</w:t>
-      </w:r>
-      <w:r>
-        <w:rPr>
-          <w:rFonts w:ascii="Aptos" w:hAnsi="Aptos" w:cs="Aptos"/>
-        </w:rPr>
-        <w:t>──</w:t>
-      </w:r>
-      <w:r>
-        <w:t xml:space="preserve"> qa_worker.py            # QA domain processing</w:t>
-      </w:r>
-    </w:p>
-    <w:p>
-      <w:r>
-        <w:t xml:space="preserve">│   </w:t>
-      </w:r>
-      <w:r>
-        <w:rPr>
-          <w:rFonts w:ascii="MS Gothic" w:eastAsia="MS Gothic" w:hAnsi="MS Gothic" w:cs="MS Gothic" w:hint="eastAsia"/>
-        </w:rPr>
-        <w:t>├</w:t>
-      </w:r>
-      <w:r>
-        <w:rPr>
-          <w:rFonts w:ascii="Aptos" w:hAnsi="Aptos" w:cs="Aptos"/>
-        </w:rPr>
-        <w:t>──</w:t>
-      </w:r>
-      <w:r>
-        <w:t xml:space="preserve"> dev_worker.py           # Dev domain processing</w:t>
-      </w:r>
-    </w:p>
-    <w:p>
-      <w:r>
-        <w:t xml:space="preserve">│   </w:t>
-      </w:r>
-      <w:r>
-        <w:rPr>
-          <w:rFonts w:ascii="MS Gothic" w:eastAsia="MS Gothic" w:hAnsi="MS Gothic" w:cs="MS Gothic" w:hint="eastAsia"/>
-        </w:rPr>
-        <w:t>├</w:t>
-      </w:r>
-      <w:r>
-        <w:rPr>
-          <w:rFonts w:ascii="Aptos" w:hAnsi="Aptos" w:cs="Aptos"/>
-        </w:rPr>
-        <w:t>──</w:t>
-      </w:r>
-      <w:r>
-        <w:t xml:space="preserve"> common/                 # Shared utilities</w:t>
-      </w:r>
-    </w:p>
-    <w:p>
-      <w:r>
-        <w:t xml:space="preserve">│   │   </w:t>
-      </w:r>
-      <w:r>
-        <w:rPr>
-          <w:rFonts w:ascii="MS Gothic" w:eastAsia="MS Gothic" w:hAnsi="MS Gothic" w:cs="MS Gothic" w:hint="eastAsia"/>
-        </w:rPr>
-        <w:t>├</w:t>
-      </w:r>
-      <w:r>
-        <w:rPr>
-          <w:rFonts w:ascii="Aptos" w:hAnsi="Aptos" w:cs="Aptos"/>
-        </w:rPr>
-        <w:t>──</w:t>
-      </w:r>
-      <w:r>
-        <w:t xml:space="preserve"> blob_client.py      # Fetch files from Azurite</w:t>
-      </w:r>
-    </w:p>
-    <w:p>
-      <w:r>
-        <w:t xml:space="preserve">│   │   </w:t>
-      </w:r>
-      <w:r>
-        <w:rPr>
-          <w:rFonts w:ascii="MS Gothic" w:eastAsia="MS Gothic" w:hAnsi="MS Gothic" w:cs="MS Gothic" w:hint="eastAsia"/>
-        </w:rPr>
-        <w:t>├</w:t>
-      </w:r>
-      <w:r>
-        <w:rPr>
-          <w:rFonts w:ascii="Aptos" w:hAnsi="Aptos" w:cs="Aptos"/>
-        </w:rPr>
-        <w:t>──</w:t>
-      </w:r>
-      <w:r>
-        <w:t xml:space="preserve"> text_extractor.py   # PDF/DOCX/TXT parsing</w:t>
-      </w:r>
-    </w:p>
-    <w:p>
-      <w:r>
-        <w:t xml:space="preserve">│   │   </w:t>
-      </w:r>
-      <w:r>
-        <w:rPr>
-          <w:rFonts w:ascii="MS Gothic" w:eastAsia="MS Gothic" w:hAnsi="MS Gothic" w:cs="MS Gothic" w:hint="eastAsia"/>
-        </w:rPr>
-        <w:t>├</w:t>
-      </w:r>
-      <w:r>
-        <w:rPr>
-          <w:rFonts w:ascii="Aptos" w:hAnsi="Aptos" w:cs="Aptos"/>
-        </w:rPr>
-        <w:t>──</w:t>
-      </w:r>
-      <w:r>
-        <w:t xml:space="preserve"> chunker.py          # Text chunking logic</w:t>
-      </w:r>
-    </w:p>
-    <w:p>
-      <w:r>
-        <w:t>│   │   └── embeddings.py       # Embedding generation</w:t>
-      </w:r>
-    </w:p>
-    <w:p>
-      <w:r>
-        <w:t>│   └── requirements.txt        # Python dependencies</w:t>
-      </w:r>
-    </w:p>
-    <w:p>
-      <w:r>
-        <w:t>│</w:t>
-      </w:r>
-    </w:p>
-    <w:p>
-      <w:proofErr w:type="gramStart"/>
-      <w:r>
-        <w:rPr>
-          <w:rFonts w:ascii="MS Gothic" w:eastAsia="MS Gothic" w:hAnsi="MS Gothic" w:cs="MS Gothic" w:hint="eastAsia"/>
-        </w:rPr>
-        <w:t>├</w:t>
-      </w:r>
-      <w:r>
-        <w:rPr>
-          <w:rFonts w:ascii="Aptos" w:hAnsi="Aptos" w:cs="Aptos"/>
-        </w:rPr>
-        <w:t>──</w:t>
-      </w:r>
-      <w:r>
-        <w:t xml:space="preserve"> Infrastructure/             #</w:t>
-      </w:r>
-      <w:proofErr w:type="gramEnd"/>
-      <w:r>
-        <w:t xml:space="preserve"> System setup/config</w:t>
-      </w:r>
-    </w:p>
-    <w:p>
-      <w:r>
-        <w:t xml:space="preserve">│   </w:t>
-      </w:r>
-      <w:r>
-        <w:rPr>
-          <w:rFonts w:ascii="MS Gothic" w:eastAsia="MS Gothic" w:hAnsi="MS Gothic" w:cs="MS Gothic" w:hint="eastAsia"/>
-        </w:rPr>
-        <w:t>├</w:t>
-      </w:r>
-      <w:r>
-        <w:rPr>
-          <w:rFonts w:ascii="Aptos" w:hAnsi="Aptos" w:cs="Aptos"/>
-        </w:rPr>
-        <w:t>──</w:t>
-      </w:r>
-      <w:r>
-        <w:t xml:space="preserve"> RabbitMQ/               # Exchange, queue setup scripts</w:t>
-      </w:r>
-    </w:p>
-    <w:p>
-      <w:r>
-        <w:t xml:space="preserve">│   </w:t>
-      </w:r>
-      <w:r>
-        <w:rPr>
-          <w:rFonts w:ascii="MS Gothic" w:eastAsia="MS Gothic" w:hAnsi="MS Gothic" w:cs="MS Gothic" w:hint="eastAsia"/>
-        </w:rPr>
-        <w:t>├</w:t>
-      </w:r>
-      <w:r>
-        <w:rPr>
-          <w:rFonts w:ascii="Aptos" w:hAnsi="Aptos" w:cs="Aptos"/>
-        </w:rPr>
-        <w:t>──</w:t>
-      </w:r>
-      <w:r>
-        <w:t xml:space="preserve"> </w:t>
-      </w:r>
-      <w:proofErr w:type="spellStart"/>
-      <w:r>
-        <w:t>BlobStorage</w:t>
-      </w:r>
-      <w:proofErr w:type="spellEnd"/>
-      <w:r>
-        <w:t>/            # Azurite setup/config</w:t>
-      </w:r>
-    </w:p>
-    <w:p>
-      <w:r>
-        <w:t>│   └── Logging/                # Centralized logging configs</w:t>
-      </w:r>
-    </w:p>
-    <w:p>
-      <w:r>
-        <w:t>│</w:t>
-      </w:r>
-    </w:p>
-    <w:p>
-      <w:proofErr w:type="gramStart"/>
-      <w:r>
-        <w:rPr>
-          <w:rFonts w:ascii="MS Gothic" w:eastAsia="MS Gothic" w:hAnsi="MS Gothic" w:cs="MS Gothic" w:hint="eastAsia"/>
-        </w:rPr>
-        <w:t>├</w:t>
-      </w:r>
-      <w:r>
-        <w:rPr>
-          <w:rFonts w:ascii="Aptos" w:hAnsi="Aptos" w:cs="Aptos"/>
-        </w:rPr>
-        <w:t>──</w:t>
-      </w:r>
-      <w:r>
-        <w:t xml:space="preserve"> Docs/                       #</w:t>
-      </w:r>
-      <w:proofErr w:type="gramEnd"/>
-      <w:r>
-        <w:t xml:space="preserve"> Documentation</w:t>
-      </w:r>
-    </w:p>
-    <w:p>
-      <w:r>
-        <w:t xml:space="preserve">│   </w:t>
-      </w:r>
-      <w:r>
-        <w:rPr>
-          <w:rFonts w:ascii="MS Gothic" w:eastAsia="MS Gothic" w:hAnsi="MS Gothic" w:cs="MS Gothic" w:hint="eastAsia"/>
-        </w:rPr>
-        <w:t>├</w:t>
-      </w:r>
-      <w:r>
-        <w:rPr>
-          <w:rFonts w:ascii="Aptos" w:hAnsi="Aptos" w:cs="Aptos"/>
-        </w:rPr>
-        <w:t>──</w:t>
-      </w:r>
-      <w:r>
-        <w:t xml:space="preserve"> architecture.md         # System design overview</w:t>
-      </w:r>
-    </w:p>
-    <w:p>
-      <w:r>
-        <w:t xml:space="preserve">│   </w:t>
-      </w:r>
-      <w:r>
-        <w:rPr>
-          <w:rFonts w:ascii="MS Gothic" w:eastAsia="MS Gothic" w:hAnsi="MS Gothic" w:cs="MS Gothic" w:hint="eastAsia"/>
-        </w:rPr>
-        <w:t>├</w:t>
-      </w:r>
-      <w:r>
-        <w:rPr>
-          <w:rFonts w:ascii="Aptos" w:hAnsi="Aptos" w:cs="Aptos"/>
-        </w:rPr>
-        <w:t>──</w:t>
-      </w:r>
-      <w:r>
-        <w:t xml:space="preserve"> api_contracts.md        # API endpoints &amp; payloads</w:t>
-      </w:r>
-    </w:p>
-    <w:p>
-      <w:r>
-        <w:t>│   └── workers_flow.md         # Worker lifecycle &amp; retry logic</w:t>
-      </w:r>
-    </w:p>
-    <w:p>
-      <w:r>
-        <w:t>│</w:t>
-      </w:r>
-    </w:p>
-    <w:p>
-      <w:r>
-        <w:t>└── Tests/                      # Unit &amp; integration tests</w:t>
-      </w:r>
-    </w:p>
-    <w:p>
-      <w:r>
-        <w:lastRenderedPageBreak/>
-        <w:t xml:space="preserve">    </w:t>
-      </w:r>
-      <w:proofErr w:type="gramStart"/>
-      <w:r>
-        <w:rPr>
-          <w:rFonts w:ascii="MS Gothic" w:eastAsia="MS Gothic" w:hAnsi="MS Gothic" w:cs="MS Gothic" w:hint="eastAsia"/>
-        </w:rPr>
-        <w:t>├</w:t>
-      </w:r>
-      <w:r>
-        <w:rPr>
-          <w:rFonts w:ascii="Aptos" w:hAnsi="Aptos" w:cs="Aptos"/>
-        </w:rPr>
-        <w:t>──</w:t>
-      </w:r>
-      <w:r>
-        <w:t xml:space="preserve"> </w:t>
-      </w:r>
-      <w:proofErr w:type="spellStart"/>
-      <w:r>
-        <w:t>BlazorTests</w:t>
-      </w:r>
-      <w:proofErr w:type="spellEnd"/>
-      <w:r>
-        <w:t>/            #</w:t>
-      </w:r>
-      <w:proofErr w:type="gramEnd"/>
-      <w:r>
-        <w:t xml:space="preserve"> UI &amp; API tests</w:t>
-      </w:r>
-    </w:p>
-    <w:p>
-      <w:r>
-        <w:t xml:space="preserve">    </w:t>
-      </w:r>
-      <w:proofErr w:type="gramStart"/>
-      <w:r>
-        <w:rPr>
-          <w:rFonts w:ascii="MS Gothic" w:eastAsia="MS Gothic" w:hAnsi="MS Gothic" w:cs="MS Gothic" w:hint="eastAsia"/>
-        </w:rPr>
-        <w:t>├</w:t>
-      </w:r>
-      <w:r>
-        <w:rPr>
-          <w:rFonts w:ascii="Aptos" w:hAnsi="Aptos" w:cs="Aptos"/>
-        </w:rPr>
-        <w:t>──</w:t>
-      </w:r>
-      <w:r>
-        <w:t xml:space="preserve"> </w:t>
-      </w:r>
-      <w:proofErr w:type="spellStart"/>
-      <w:r>
-        <w:t>WorkerTests</w:t>
-      </w:r>
-      <w:proofErr w:type="spellEnd"/>
-      <w:r>
-        <w:t>/            #</w:t>
-      </w:r>
-      <w:proofErr w:type="gramEnd"/>
-      <w:r>
-        <w:t xml:space="preserve"> Python worker tests</w:t>
-      </w:r>
-    </w:p>
-    <w:p>
-      <w:r>
-        <w:t xml:space="preserve">    └── </w:t>
-      </w:r>
-      <w:proofErr w:type="spellStart"/>
-      <w:r>
-        <w:t>IntegrationTests</w:t>
-      </w:r>
-      <w:proofErr w:type="spellEnd"/>
-      <w:r>
-        <w:t>/       # End-to-end pipeline tests</w:t>
-      </w:r>
-    </w:p>
-    <w:p/>
     <w:p>
       <w:r>
         <w:rPr>
           <w:noProof/>
         </w:rPr>
         <w:drawing>
-          <wp:inline distT="0" distB="0" distL="0" distR="0" wp14:anchorId="2036D6DA" wp14:editId="34AE428C">
-            <wp:extent cx="5731510" cy="3820606"/>
-            <wp:effectExtent l="0" t="0" r="2540" b="8890"/>
+          <wp:inline distT="0" distB="0" distL="0" distR="0" wp14:anchorId="2036D6DA" wp14:editId="7B3A13ED">
+            <wp:extent cx="5730841" cy="3505200"/>
+            <wp:effectExtent l="0" t="0" r="3810" b="0"/>
             <wp:docPr id="477322134" name="Picture 1"/>
             <wp:cNvGraphicFramePr>
               <a:graphicFrameLocks xmlns:a="http://schemas.openxmlformats.org/drawingml/2006/main" noChangeAspect="1"/>
@@ -1017,7 +292,7 @@
                     <pic:cNvPicPr/>
                   </pic:nvPicPr>
                   <pic:blipFill>
-                    <a:blip r:embed="rId5"/>
+                    <a:blip r:embed="rId19"/>
                     <a:stretch>
                       <a:fillRect/>
                     </a:stretch>
@@ -1025,7 +300,7 @@
                   <pic:spPr>
                     <a:xfrm>
                       <a:off x="0" y="0"/>
-                      <a:ext cx="5731510" cy="3820606"/>
+                      <a:ext cx="5732712" cy="3506344"/>
                     </a:xfrm>
                     <a:prstGeom prst="rect">
                       <a:avLst/>
@@ -1041,2187 +316,866 @@
     <w:p>
       <w:pPr>
         <w:rPr>
-          <w:sz w:val="18"/>
-          <w:szCs w:val="18"/>
+          <w:b/>
+          <w:bCs/>
         </w:rPr>
       </w:pPr>
       <w:r>
         <w:rPr>
-          <w:sz w:val="18"/>
-          <w:szCs w:val="18"/>
+          <w:b/>
+          <w:bCs/>
         </w:rPr>
-        <w:t xml:space="preserve">                ┌───────────────────────┐</w:t>
+        <w:lastRenderedPageBreak/>
+        <w:t>AI Types by What They Can Do</w:t>
+      </w:r>
+    </w:p>
+    <w:tbl>
+      <w:tblPr>
+        <w:tblStyle w:val="TableGrid"/>
+        <w:tblW w:w="0" w:type="auto"/>
+        <w:tblLook w:val="04A0" w:firstRow="1" w:lastRow="0" w:firstColumn="1" w:lastColumn="0" w:noHBand="0" w:noVBand="1"/>
+      </w:tblPr>
+      <w:tblGrid>
+        <w:gridCol w:w="1329"/>
+        <w:gridCol w:w="3928"/>
+        <w:gridCol w:w="3759"/>
+      </w:tblGrid>
+      <w:tr>
+        <w:tc>
+          <w:tcPr>
+            <w:tcW w:w="0" w:type="auto"/>
+            <w:hideMark/>
+          </w:tcPr>
+          <w:p>
+            <w:pPr>
+              <w:spacing w:after="160" w:line="278" w:lineRule="auto"/>
+              <w:rPr>
+                <w:b/>
+                <w:bCs/>
+              </w:rPr>
+            </w:pPr>
+            <w:r>
+              <w:rPr>
+                <w:b/>
+                <w:bCs/>
+              </w:rPr>
+              <w:t xml:space="preserve">Type of </w:t>
+            </w:r>
+            <w:r>
+              <w:rPr>
+                <w:b/>
+                <w:bCs/>
+              </w:rPr>
+              <w:t>AI</w:t>
+            </w:r>
+          </w:p>
+        </w:tc>
+        <w:tc>
+          <w:tcPr>
+            <w:tcW w:w="0" w:type="auto"/>
+            <w:hideMark/>
+          </w:tcPr>
+          <w:p>
+            <w:pPr>
+              <w:spacing w:after="160" w:line="278" w:lineRule="auto"/>
+              <w:rPr>
+                <w:b/>
+                <w:bCs/>
+              </w:rPr>
+            </w:pPr>
+            <w:r>
+              <w:rPr>
+                <w:b/>
+                <w:bCs/>
+              </w:rPr>
+              <w:t>What It Does</w:t>
+            </w:r>
+          </w:p>
+        </w:tc>
+        <w:tc>
+          <w:tcPr>
+            <w:tcW w:w="0" w:type="auto"/>
+            <w:hideMark/>
+          </w:tcPr>
+          <w:p>
+            <w:pPr>
+              <w:spacing w:after="160" w:line="278" w:lineRule="auto"/>
+              <w:rPr>
+                <w:b/>
+                <w:bCs/>
+              </w:rPr>
+            </w:pPr>
+            <w:r>
+              <w:rPr>
+                <w:b/>
+                <w:bCs/>
+              </w:rPr>
+              <w:t>Can It Do It Now?</w:t>
+            </w:r>
+          </w:p>
+        </w:tc>
+      </w:tr>
+      <w:tr>
+        <w:tc>
+          <w:tcPr>
+            <w:tcW w:w="0" w:type="auto"/>
+            <w:hideMark/>
+          </w:tcPr>
+          <w:p>
+            <w:pPr>
+              <w:spacing w:after="160" w:line="278" w:lineRule="auto"/>
+              <w:rPr>
+                <w:b/>
+                <w:bCs/>
+              </w:rPr>
+            </w:pPr>
+            <w:r>
+              <w:rPr>
+                <w:b/>
+                <w:bCs/>
+              </w:rPr>
+              <w:t>Narrow AI</w:t>
+            </w:r>
+          </w:p>
+        </w:tc>
+        <w:tc>
+          <w:tcPr>
+            <w:tcW w:w="0" w:type="auto"/>
+            <w:hideMark/>
+          </w:tcPr>
+          <w:p>
+            <w:pPr>
+              <w:spacing w:after="160" w:line="278" w:lineRule="auto"/>
+              <w:rPr>
+                <w:b/>
+                <w:bCs/>
+              </w:rPr>
+            </w:pPr>
+            <w:r>
+              <w:rPr>
+                <w:b/>
+                <w:bCs/>
+              </w:rPr>
+              <w:t>Does one specific job very well.</w:t>
+            </w:r>
+          </w:p>
+        </w:tc>
+        <w:tc>
+          <w:tcPr>
+            <w:tcW w:w="0" w:type="auto"/>
+            <w:hideMark/>
+          </w:tcPr>
+          <w:p>
+            <w:pPr>
+              <w:spacing w:after="160" w:line="278" w:lineRule="auto"/>
+              <w:rPr>
+                <w:b/>
+                <w:bCs/>
+              </w:rPr>
+            </w:pPr>
+            <w:r>
+              <w:rPr>
+                <w:b/>
+                <w:bCs/>
+              </w:rPr>
+              <w:t>Yes. (Siri, Alexa, and chess games)</w:t>
+            </w:r>
+          </w:p>
+        </w:tc>
+      </w:tr>
+      <w:tr>
+        <w:tc>
+          <w:tcPr>
+            <w:tcW w:w="0" w:type="auto"/>
+            <w:hideMark/>
+          </w:tcPr>
+          <w:p>
+            <w:pPr>
+              <w:spacing w:after="160" w:line="278" w:lineRule="auto"/>
+              <w:rPr>
+                <w:b/>
+                <w:bCs/>
+              </w:rPr>
+            </w:pPr>
+            <w:r>
+              <w:rPr>
+                <w:b/>
+                <w:bCs/>
+              </w:rPr>
+              <w:t>General AI</w:t>
+            </w:r>
+          </w:p>
+        </w:tc>
+        <w:tc>
+          <w:tcPr>
+            <w:tcW w:w="0" w:type="auto"/>
+            <w:hideMark/>
+          </w:tcPr>
+          <w:p>
+            <w:pPr>
+              <w:spacing w:after="160" w:line="278" w:lineRule="auto"/>
+              <w:rPr>
+                <w:b/>
+                <w:bCs/>
+              </w:rPr>
+            </w:pPr>
+            <w:r>
+              <w:rPr>
+                <w:b/>
+                <w:bCs/>
+              </w:rPr>
+              <w:t>Thinks and learns just like a human.</w:t>
+            </w:r>
+          </w:p>
+        </w:tc>
+        <w:tc>
+          <w:tcPr>
+            <w:tcW w:w="0" w:type="auto"/>
+            <w:hideMark/>
+          </w:tcPr>
+          <w:p>
+            <w:pPr>
+              <w:spacing w:after="160" w:line="278" w:lineRule="auto"/>
+              <w:rPr>
+                <w:b/>
+                <w:bCs/>
+              </w:rPr>
+            </w:pPr>
+            <w:r>
+              <w:rPr>
+                <w:b/>
+                <w:bCs/>
+              </w:rPr>
+              <w:t>No. (Still being researched)</w:t>
+            </w:r>
+          </w:p>
+        </w:tc>
+      </w:tr>
+      <w:tr>
+        <w:tc>
+          <w:tcPr>
+            <w:tcW w:w="0" w:type="auto"/>
+            <w:hideMark/>
+          </w:tcPr>
+          <w:p>
+            <w:pPr>
+              <w:spacing w:after="160" w:line="278" w:lineRule="auto"/>
+              <w:rPr>
+                <w:b/>
+                <w:bCs/>
+              </w:rPr>
+            </w:pPr>
+            <w:r>
+              <w:rPr>
+                <w:b/>
+                <w:bCs/>
+              </w:rPr>
+              <w:t>Super AI</w:t>
+            </w:r>
+          </w:p>
+        </w:tc>
+        <w:tc>
+          <w:tcPr>
+            <w:tcW w:w="0" w:type="auto"/>
+            <w:hideMark/>
+          </w:tcPr>
+          <w:p>
+            <w:pPr>
+              <w:spacing w:after="160" w:line="278" w:lineRule="auto"/>
+              <w:rPr>
+                <w:b/>
+                <w:bCs/>
+              </w:rPr>
+            </w:pPr>
+            <w:r>
+              <w:rPr>
+                <w:b/>
+                <w:bCs/>
+              </w:rPr>
+              <w:t>Smarter than all humans combined.</w:t>
+            </w:r>
+          </w:p>
+        </w:tc>
+        <w:tc>
+          <w:tcPr>
+            <w:tcW w:w="0" w:type="auto"/>
+            <w:hideMark/>
+          </w:tcPr>
+          <w:p>
+            <w:pPr>
+              <w:spacing w:after="160" w:line="278" w:lineRule="auto"/>
+              <w:rPr>
+                <w:b/>
+                <w:bCs/>
+              </w:rPr>
+            </w:pPr>
+            <w:r>
+              <w:rPr>
+                <w:b/>
+                <w:bCs/>
+              </w:rPr>
+              <w:t>No. (Only an idea for the future)</w:t>
+            </w:r>
+          </w:p>
+        </w:tc>
+      </w:tr>
+    </w:tbl>
+    <w:p>
+      <w:pPr>
+        <w:rPr>
+          <w:b/>
+          <w:bCs/>
+        </w:rPr>
+      </w:pPr>
+      <w:r>
+        <w:rPr>
+          <w:b/>
+          <w:bCs/>
+        </w:rPr>
+        <w:t>AI Types by How They Work</w:t>
+      </w:r>
+    </w:p>
+    <w:tbl>
+      <w:tblPr>
+        <w:tblStyle w:val="TableGrid"/>
+        <w:tblW w:w="0" w:type="auto"/>
+        <w:tblLook w:val="04A0" w:firstRow="1" w:lastRow="0" w:firstColumn="1" w:lastColumn="0" w:noHBand="0" w:noVBand="1"/>
+      </w:tblPr>
+      <w:tblGrid>
+        <w:gridCol w:w="1944"/>
+        <w:gridCol w:w="3815"/>
+        <w:gridCol w:w="3257"/>
+      </w:tblGrid>
+      <w:tr>
+        <w:tc>
+          <w:tcPr>
+            <w:tcW w:w="0" w:type="auto"/>
+            <w:hideMark/>
+          </w:tcPr>
+          <w:p>
+            <w:pPr>
+              <w:spacing w:after="160" w:line="278" w:lineRule="auto"/>
+              <w:rPr>
+                <w:b/>
+                <w:bCs/>
+              </w:rPr>
+            </w:pPr>
+            <w:r>
+              <w:rPr>
+                <w:b/>
+                <w:bCs/>
+              </w:rPr>
+              <w:t xml:space="preserve">Type of </w:t>
+            </w:r>
+          </w:p>
+        </w:tc>
+        <w:tc>
+          <w:tcPr>
+            <w:tcW w:w="0" w:type="auto"/>
+            <w:hideMark/>
+          </w:tcPr>
+          <w:p>
+            <w:pPr>
+              <w:spacing w:after="160" w:line="278" w:lineRule="auto"/>
+              <w:rPr>
+                <w:b/>
+                <w:bCs/>
+              </w:rPr>
+            </w:pPr>
+            <w:r>
+              <w:rPr>
+                <w:b/>
+                <w:bCs/>
+              </w:rPr>
+              <w:t>How It Works</w:t>
+            </w:r>
+          </w:p>
+        </w:tc>
+        <w:tc>
+          <w:tcPr>
+            <w:tcW w:w="0" w:type="auto"/>
+            <w:hideMark/>
+          </w:tcPr>
+          <w:p>
+            <w:pPr>
+              <w:spacing w:after="160" w:line="278" w:lineRule="auto"/>
+              <w:rPr>
+                <w:b/>
+                <w:bCs/>
+              </w:rPr>
+            </w:pPr>
+            <w:r>
+              <w:rPr>
+                <w:b/>
+                <w:bCs/>
+              </w:rPr>
+              <w:t>Can It Do It Now?</w:t>
+            </w:r>
+          </w:p>
+        </w:tc>
+      </w:tr>
+      <w:tr>
+        <w:tc>
+          <w:tcPr>
+            <w:tcW w:w="0" w:type="auto"/>
+            <w:hideMark/>
+          </w:tcPr>
+          <w:p>
+            <w:pPr>
+              <w:spacing w:after="160" w:line="278" w:lineRule="auto"/>
+              <w:rPr>
+                <w:b/>
+                <w:bCs/>
+              </w:rPr>
+            </w:pPr>
+            <w:r>
+              <w:rPr>
+                <w:b/>
+                <w:bCs/>
+              </w:rPr>
+              <w:t>Reactive Machines</w:t>
+            </w:r>
+          </w:p>
+        </w:tc>
+        <w:tc>
+          <w:tcPr>
+            <w:tcW w:w="0" w:type="auto"/>
+            <w:hideMark/>
+          </w:tcPr>
+          <w:p>
+            <w:pPr>
+              <w:spacing w:after="160" w:line="278" w:lineRule="auto"/>
+              <w:rPr>
+                <w:b/>
+                <w:bCs/>
+              </w:rPr>
+            </w:pPr>
+            <w:r>
+              <w:rPr>
+                <w:b/>
+                <w:bCs/>
+              </w:rPr>
+              <w:t>Only looks at right now. It has no memory.</w:t>
+            </w:r>
+          </w:p>
+        </w:tc>
+        <w:tc>
+          <w:tcPr>
+            <w:tcW w:w="0" w:type="auto"/>
+            <w:hideMark/>
+          </w:tcPr>
+          <w:p>
+            <w:pPr>
+              <w:spacing w:after="160" w:line="278" w:lineRule="auto"/>
+              <w:rPr>
+                <w:b/>
+                <w:bCs/>
+              </w:rPr>
+            </w:pPr>
+            <w:r>
+              <w:rPr>
+                <w:b/>
+                <w:bCs/>
+              </w:rPr>
+              <w:t>Yes. (Old chess computers)</w:t>
+            </w:r>
+          </w:p>
+        </w:tc>
+      </w:tr>
+      <w:tr>
+        <w:tc>
+          <w:tcPr>
+            <w:tcW w:w="0" w:type="auto"/>
+            <w:hideMark/>
+          </w:tcPr>
+          <w:p>
+            <w:pPr>
+              <w:spacing w:after="160" w:line="278" w:lineRule="auto"/>
+              <w:rPr>
+                <w:b/>
+                <w:bCs/>
+              </w:rPr>
+            </w:pPr>
+            <w:r>
+              <w:rPr>
+                <w:b/>
+                <w:bCs/>
+              </w:rPr>
+              <w:t>Limited Memory</w:t>
+            </w:r>
+          </w:p>
+        </w:tc>
+        <w:tc>
+          <w:tcPr>
+            <w:tcW w:w="0" w:type="auto"/>
+            <w:hideMark/>
+          </w:tcPr>
+          <w:p>
+            <w:pPr>
+              <w:spacing w:after="160" w:line="278" w:lineRule="auto"/>
+              <w:rPr>
+                <w:b/>
+                <w:bCs/>
+              </w:rPr>
+            </w:pPr>
+            <w:r>
+              <w:rPr>
+                <w:b/>
+                <w:bCs/>
+              </w:rPr>
+              <w:t>Uses past data to make choices.</w:t>
+            </w:r>
+          </w:p>
+        </w:tc>
+        <w:tc>
+          <w:tcPr>
+            <w:tcW w:w="0" w:type="auto"/>
+            <w:hideMark/>
+          </w:tcPr>
+          <w:p>
+            <w:pPr>
+              <w:spacing w:after="160" w:line="278" w:lineRule="auto"/>
+              <w:rPr>
+                <w:b/>
+                <w:bCs/>
+              </w:rPr>
+            </w:pPr>
+            <w:r>
+              <w:rPr>
+                <w:b/>
+                <w:bCs/>
+              </w:rPr>
+              <w:t>Yes. (Self-driving cars and chatbots)</w:t>
+            </w:r>
+          </w:p>
+        </w:tc>
+      </w:tr>
+      <w:tr>
+        <w:tc>
+          <w:tcPr>
+            <w:tcW w:w="0" w:type="auto"/>
+            <w:hideMark/>
+          </w:tcPr>
+          <w:p>
+            <w:pPr>
+              <w:spacing w:after="160" w:line="278" w:lineRule="auto"/>
+              <w:rPr>
+                <w:b/>
+                <w:bCs/>
+              </w:rPr>
+            </w:pPr>
+            <w:r>
+              <w:rPr>
+                <w:b/>
+                <w:bCs/>
+              </w:rPr>
+              <w:t>Theory of Mind</w:t>
+            </w:r>
+          </w:p>
+        </w:tc>
+        <w:tc>
+          <w:tcPr>
+            <w:tcW w:w="0" w:type="auto"/>
+            <w:hideMark/>
+          </w:tcPr>
+          <w:p>
+            <w:pPr>
+              <w:spacing w:after="160" w:line="278" w:lineRule="auto"/>
+              <w:rPr>
+                <w:b/>
+                <w:bCs/>
+              </w:rPr>
+            </w:pPr>
+            <w:r>
+              <w:rPr>
+                <w:b/>
+                <w:bCs/>
+              </w:rPr>
+              <w:t>Understands human feelings and thoughts.</w:t>
+            </w:r>
+          </w:p>
+        </w:tc>
+        <w:tc>
+          <w:tcPr>
+            <w:tcW w:w="0" w:type="auto"/>
+            <w:hideMark/>
+          </w:tcPr>
+          <w:p>
+            <w:pPr>
+              <w:spacing w:after="160" w:line="278" w:lineRule="auto"/>
+              <w:rPr>
+                <w:b/>
+                <w:bCs/>
+              </w:rPr>
+            </w:pPr>
+            <w:r>
+              <w:rPr>
+                <w:b/>
+                <w:bCs/>
+              </w:rPr>
+              <w:t>No. (Still being researched)</w:t>
+            </w:r>
+          </w:p>
+        </w:tc>
+      </w:tr>
+      <w:tr>
+        <w:tc>
+          <w:tcPr>
+            <w:tcW w:w="0" w:type="auto"/>
+            <w:hideMark/>
+          </w:tcPr>
+          <w:p>
+            <w:pPr>
+              <w:spacing w:after="160" w:line="278" w:lineRule="auto"/>
+              <w:rPr>
+                <w:b/>
+                <w:bCs/>
+              </w:rPr>
+            </w:pPr>
+            <w:r>
+              <w:rPr>
+                <w:b/>
+                <w:bCs/>
+              </w:rPr>
+              <w:t>Self-Aware AI</w:t>
+            </w:r>
+          </w:p>
+        </w:tc>
+        <w:tc>
+          <w:tcPr>
+            <w:tcW w:w="0" w:type="auto"/>
+            <w:hideMark/>
+          </w:tcPr>
+          <w:p>
+            <w:pPr>
+              <w:spacing w:after="160" w:line="278" w:lineRule="auto"/>
+              <w:rPr>
+                <w:b/>
+                <w:bCs/>
+              </w:rPr>
+            </w:pPr>
+            <w:r>
+              <w:rPr>
+                <w:b/>
+                <w:bCs/>
+              </w:rPr>
+              <w:t>Has its own feelings and knows it is alive.</w:t>
+            </w:r>
+          </w:p>
+        </w:tc>
+        <w:tc>
+          <w:tcPr>
+            <w:tcW w:w="0" w:type="auto"/>
+            <w:hideMark/>
+          </w:tcPr>
+          <w:p>
+            <w:pPr>
+              <w:spacing w:after="160" w:line="278" w:lineRule="auto"/>
+              <w:rPr>
+                <w:b/>
+                <w:bCs/>
+              </w:rPr>
+            </w:pPr>
+            <w:r>
+              <w:rPr>
+                <w:b/>
+                <w:bCs/>
+              </w:rPr>
+              <w:t>No. (Only an idea for the future)</w:t>
+            </w:r>
+          </w:p>
+        </w:tc>
+      </w:tr>
+    </w:tbl>
+    <w:p>
+      <w:pPr>
+        <w:rPr>
+          <w:b/>
+          <w:bCs/>
+        </w:rPr>
+      </w:pPr>
+    </w:p>
+    <w:p>
+      <w:pPr>
+        <w:rPr>
+          <w:b/>
+          <w:bCs/>
+        </w:rPr>
+      </w:pPr>
+      <w:r>
+        <w:rPr>
+          <w:b/>
+          <w:bCs/>
+        </w:rPr>
+        <w:t>Challenges and Ethical Considerations</w:t>
       </w:r>
     </w:p>
     <w:p>
-      <w:pPr>
-        <w:rPr>
-          <w:sz w:val="18"/>
-          <w:szCs w:val="18"/>
-        </w:rPr>
-      </w:pPr>
       <w:r>
-        <w:rPr>
-          <w:sz w:val="18"/>
-          <w:szCs w:val="18"/>
-        </w:rPr>
-        <w:t xml:space="preserve">                │      Frontend UI      │</w:t>
+        <w:t>Despite its immense potential, the rise of AI presents significant societal and ethical challenges. [</w:t>
+      </w:r>
+      <w:hyperlink r:id="rId20" w:history="1">
+        <w:r>
+          <w:rPr>
+            <w:rStyle w:val="Hyperlink"/>
+          </w:rPr>
+          <w:t>1</w:t>
+        </w:r>
+      </w:hyperlink>
+      <w:r>
+        <w:t xml:space="preserve">, </w:t>
+      </w:r>
+      <w:hyperlink r:id="rId21" w:history="1">
+        <w:r>
+          <w:rPr>
+            <w:rStyle w:val="Hyperlink"/>
+          </w:rPr>
+          <w:t>2</w:t>
+        </w:r>
+      </w:hyperlink>
+      <w:r>
+        <w:t>]</w:t>
       </w:r>
     </w:p>
     <w:p>
       <w:pPr>
-        <w:rPr>
-          <w:sz w:val="18"/>
-          <w:szCs w:val="18"/>
-        </w:rPr>
+        <w:numPr>
+          <w:ilvl w:val="0"/>
+          <w:numId w:val="39"/>
+        </w:numPr>
       </w:pPr>
       <w:r>
         <w:rPr>
-          <w:sz w:val="18"/>
-          <w:szCs w:val="18"/>
+          <w:b/>
+          <w:bCs/>
         </w:rPr>
-        <w:t xml:space="preserve">                │ (React / </w:t>
+        <w:t>Job Displacement:</w:t>
       </w:r>
-      <w:proofErr w:type="gramStart"/>
       <w:r>
-        <w:rPr>
-          <w:sz w:val="18"/>
-          <w:szCs w:val="18"/>
-        </w:rPr>
-        <w:t xml:space="preserve">Angular)   </w:t>
+        <w:t xml:space="preserve"> Automation threatens to replace certain routine and analytical jobs, requiring a major shift in global workforce retraining. [</w:t>
       </w:r>
-      <w:proofErr w:type="gramEnd"/>
+      <w:hyperlink r:id="rId22" w:history="1">
+        <w:r>
+          <w:rPr>
+            <w:rStyle w:val="Hyperlink"/>
+          </w:rPr>
+          <w:t>1</w:t>
+        </w:r>
+      </w:hyperlink>
       <w:r>
-        <w:rPr>
-          <w:sz w:val="18"/>
-          <w:szCs w:val="18"/>
-        </w:rPr>
-        <w:t xml:space="preserve">  │</w:t>
+        <w:t xml:space="preserve">, </w:t>
+      </w:r>
+      <w:hyperlink r:id="rId23" w:history="1">
+        <w:r>
+          <w:rPr>
+            <w:rStyle w:val="Hyperlink"/>
+          </w:rPr>
+          <w:t>2</w:t>
+        </w:r>
+      </w:hyperlink>
+      <w:r>
+        <w:t>]</w:t>
       </w:r>
     </w:p>
     <w:p>
       <w:pPr>
-        <w:rPr>
-          <w:sz w:val="18"/>
-          <w:szCs w:val="18"/>
-        </w:rPr>
+        <w:numPr>
+          <w:ilvl w:val="0"/>
+          <w:numId w:val="39"/>
+        </w:numPr>
       </w:pPr>
       <w:r>
         <w:rPr>
-          <w:sz w:val="18"/>
-          <w:szCs w:val="18"/>
+          <w:b/>
+          <w:bCs/>
         </w:rPr>
-        <w:t xml:space="preserve">                └──────────</w:t>
+        <w:t>Bias and Privacy:</w:t>
       </w:r>
       <w:r>
-        <w:rPr>
-          <w:rFonts w:ascii="MS Gothic" w:eastAsia="MS Gothic" w:hAnsi="MS Gothic" w:cs="MS Gothic" w:hint="eastAsia"/>
-          <w:sz w:val="18"/>
-          <w:szCs w:val="18"/>
-        </w:rPr>
-        <w:t>┬</w:t>
+        <w:t xml:space="preserve"> Algorithms trained on flawed data can reinforce societal prejudices, and AI systems frequently raise complex data privacy concerns due to the vast amounts of personal information they process. [</w:t>
       </w:r>
+      <w:hyperlink r:id="rId24" w:history="1">
+        <w:r>
+          <w:rPr>
+            <w:rStyle w:val="Hyperlink"/>
+          </w:rPr>
+          <w:t>1</w:t>
+        </w:r>
+      </w:hyperlink>
       <w:r>
-        <w:rPr>
-          <w:rFonts w:ascii="Aptos" w:hAnsi="Aptos" w:cs="Aptos"/>
-          <w:sz w:val="18"/>
-          <w:szCs w:val="18"/>
-        </w:rPr>
-        <w:t>────────────┘</w:t>
+        <w:t xml:space="preserve">, </w:t>
+      </w:r>
+      <w:hyperlink r:id="rId25" w:history="1">
+        <w:r>
+          <w:rPr>
+            <w:rStyle w:val="Hyperlink"/>
+          </w:rPr>
+          <w:t>2</w:t>
+        </w:r>
+      </w:hyperlink>
+      <w:r>
+        <w:t>]</w:t>
       </w:r>
     </w:p>
     <w:p>
       <w:pPr>
-        <w:rPr>
-          <w:sz w:val="18"/>
-          <w:szCs w:val="18"/>
-        </w:rPr>
+        <w:numPr>
+          <w:ilvl w:val="0"/>
+          <w:numId w:val="39"/>
+        </w:numPr>
       </w:pPr>
       <w:r>
         <w:rPr>
-          <w:sz w:val="18"/>
-          <w:szCs w:val="18"/>
+          <w:b/>
+          <w:bCs/>
         </w:rPr>
-        <w:t xml:space="preserve">                           │ HTTP</w:t>
+        <w:t>Over-reliance:</w:t>
+      </w:r>
+      <w:r>
+        <w:t xml:space="preserve"> Blindly trusting algorithmic outputs without human oversight can lead to critical errors. [</w:t>
+      </w:r>
+      <w:hyperlink r:id="rId26" w:history="1">
+        <w:r>
+          <w:rPr>
+            <w:rStyle w:val="Hyperlink"/>
+          </w:rPr>
+          <w:t>1</w:t>
+        </w:r>
+      </w:hyperlink>
+      <w:r>
+        <w:t>]</w:t>
       </w:r>
     </w:p>
     <w:p>
       <w:pPr>
         <w:rPr>
-          <w:sz w:val="18"/>
-          <w:szCs w:val="18"/>
+          <w:b/>
+          <w:bCs/>
         </w:rPr>
       </w:pPr>
       <w:r>
         <w:rPr>
-          <w:sz w:val="18"/>
-          <w:szCs w:val="18"/>
+          <w:b/>
+          <w:bCs/>
         </w:rPr>
-        <w:t xml:space="preserve">                           </w:t>
-      </w:r>
-      <w:r>
-        <w:rPr>
-          <w:rFonts w:ascii="Arial" w:hAnsi="Arial" w:cs="Arial"/>
-          <w:sz w:val="18"/>
-          <w:szCs w:val="18"/>
-        </w:rPr>
-        <w:t>▼</w:t>
+        <w:t>The Path Forward</w:t>
       </w:r>
     </w:p>
     <w:p>
-      <w:pPr>
-        <w:rPr>
-          <w:sz w:val="18"/>
-          <w:szCs w:val="18"/>
-        </w:rPr>
-      </w:pPr>
       <w:r>
-        <w:rPr>
-          <w:sz w:val="18"/>
-          <w:szCs w:val="18"/>
-        </w:rPr>
-        <w:t xml:space="preserve">                ┌───────────────────────┐</w:t>
-      </w:r>
-    </w:p>
-    <w:p>
-      <w:pPr>
-        <w:rPr>
-          <w:sz w:val="18"/>
-          <w:szCs w:val="18"/>
-        </w:rPr>
-      </w:pPr>
-      <w:r>
-        <w:rPr>
-          <w:sz w:val="18"/>
-          <w:szCs w:val="18"/>
-        </w:rPr>
-        <w:t xml:space="preserve">                │        C# API         │</w:t>
-      </w:r>
-    </w:p>
-    <w:p>
-      <w:pPr>
-        <w:rPr>
-          <w:sz w:val="18"/>
-          <w:szCs w:val="18"/>
-        </w:rPr>
-      </w:pPr>
-      <w:r>
-        <w:rPr>
-          <w:sz w:val="18"/>
-          <w:szCs w:val="18"/>
-        </w:rPr>
-        <w:t xml:space="preserve">                │ (Upload / </w:t>
-      </w:r>
-      <w:proofErr w:type="gramStart"/>
-      <w:r>
-        <w:rPr>
-          <w:sz w:val="18"/>
-          <w:szCs w:val="18"/>
-        </w:rPr>
-        <w:t xml:space="preserve">Query)   </w:t>
-      </w:r>
-      <w:proofErr w:type="gramEnd"/>
-      <w:r>
-        <w:rPr>
-          <w:sz w:val="18"/>
-          <w:szCs w:val="18"/>
-        </w:rPr>
-        <w:t xml:space="preserve">   │</w:t>
-      </w:r>
-    </w:p>
-    <w:p>
-      <w:pPr>
-        <w:rPr>
-          <w:sz w:val="18"/>
-          <w:szCs w:val="18"/>
-        </w:rPr>
-      </w:pPr>
-      <w:r>
-        <w:rPr>
-          <w:sz w:val="18"/>
-          <w:szCs w:val="18"/>
-        </w:rPr>
-        <w:t xml:space="preserve">                └───────</w:t>
+        <w:t xml:space="preserve">Artificial intelligence is undeniably one of the most consequential technological advancements in human history. To harness its benefits, society must implement </w:t>
       </w:r>
       <w:r>
-        <w:rPr>
-          <w:rFonts w:ascii="MS Gothic" w:eastAsia="MS Gothic" w:hAnsi="MS Gothic" w:cs="MS Gothic" w:hint="eastAsia"/>
-          <w:sz w:val="18"/>
-          <w:szCs w:val="18"/>
-        </w:rPr>
-        <w:t>┬</w:t>
-      </w:r>
-      <w:r>
-        <w:rPr>
-          <w:rFonts w:ascii="Aptos" w:hAnsi="Aptos" w:cs="Aptos"/>
-          <w:sz w:val="18"/>
-          <w:szCs w:val="18"/>
-        </w:rPr>
-        <w:t>─────</w:t>
-      </w:r>
-      <w:r>
-        <w:rPr>
-          <w:rFonts w:ascii="MS Gothic" w:eastAsia="MS Gothic" w:hAnsi="MS Gothic" w:cs="MS Gothic" w:hint="eastAsia"/>
-          <w:sz w:val="18"/>
-          <w:szCs w:val="18"/>
-        </w:rPr>
-        <w:t>┬</w:t>
-      </w:r>
-      <w:r>
-        <w:rPr>
-          <w:rFonts w:ascii="Aptos" w:hAnsi="Aptos" w:cs="Aptos"/>
-          <w:sz w:val="18"/>
-          <w:szCs w:val="18"/>
-        </w:rPr>
-        <w:t>─────────┘</w:t>
-      </w:r>
-    </w:p>
-    <w:p>
-      <w:pPr>
-        <w:rPr>
-          <w:sz w:val="18"/>
-          <w:szCs w:val="18"/>
-        </w:rPr>
-      </w:pPr>
-      <w:r>
-        <w:rPr>
-          <w:sz w:val="18"/>
-          <w:szCs w:val="18"/>
-        </w:rPr>
-        <w:t xml:space="preserve">                        │     │</w:t>
-      </w:r>
-    </w:p>
-    <w:p>
-      <w:pPr>
-        <w:rPr>
-          <w:sz w:val="18"/>
-          <w:szCs w:val="18"/>
-        </w:rPr>
-      </w:pPr>
-      <w:r>
-        <w:rPr>
-          <w:sz w:val="18"/>
-          <w:szCs w:val="18"/>
-        </w:rPr>
-        <w:t xml:space="preserve">        Store File      │     │ Send Message</w:t>
-      </w:r>
-    </w:p>
-    <w:p>
-      <w:pPr>
-        <w:rPr>
-          <w:sz w:val="18"/>
-          <w:szCs w:val="18"/>
-        </w:rPr>
-      </w:pPr>
-      <w:r>
-        <w:rPr>
-          <w:sz w:val="18"/>
-          <w:szCs w:val="18"/>
-        </w:rPr>
-        <w:t xml:space="preserve">                        │     </w:t>
-      </w:r>
-      <w:r>
-        <w:rPr>
-          <w:rFonts w:ascii="Arial" w:hAnsi="Arial" w:cs="Arial"/>
-          <w:sz w:val="18"/>
-          <w:szCs w:val="18"/>
-        </w:rPr>
-        <w:t>▼</w:t>
-      </w:r>
-    </w:p>
-    <w:p>
-      <w:pPr>
-        <w:rPr>
-          <w:sz w:val="18"/>
-          <w:szCs w:val="18"/>
-        </w:rPr>
-      </w:pPr>
-      <w:r>
-        <w:rPr>
-          <w:sz w:val="18"/>
-          <w:szCs w:val="18"/>
-        </w:rPr>
-        <w:t xml:space="preserve">                        │  ┌───────────────┐</w:t>
-      </w:r>
-    </w:p>
-    <w:p>
-      <w:pPr>
-        <w:rPr>
-          <w:sz w:val="18"/>
-          <w:szCs w:val="18"/>
-        </w:rPr>
-      </w:pPr>
-      <w:r>
-        <w:rPr>
-          <w:sz w:val="18"/>
-          <w:szCs w:val="18"/>
-        </w:rPr>
         <w:lastRenderedPageBreak/>
-        <w:t xml:space="preserve">                        </w:t>
-      </w:r>
-      <w:proofErr w:type="gramStart"/>
-      <w:r>
-        <w:rPr>
-          <w:sz w:val="18"/>
-          <w:szCs w:val="18"/>
-        </w:rPr>
-        <w:t>│  │</w:t>
-      </w:r>
-      <w:proofErr w:type="gramEnd"/>
-      <w:r>
-        <w:rPr>
-          <w:sz w:val="18"/>
-          <w:szCs w:val="18"/>
-        </w:rPr>
-        <w:t xml:space="preserve">   RabbitMQ    │</w:t>
-      </w:r>
-    </w:p>
-    <w:p>
-      <w:pPr>
-        <w:rPr>
-          <w:sz w:val="18"/>
-          <w:szCs w:val="18"/>
-        </w:rPr>
-      </w:pPr>
-      <w:r>
-        <w:rPr>
-          <w:sz w:val="18"/>
-          <w:szCs w:val="18"/>
-        </w:rPr>
-        <w:t xml:space="preserve">                        </w:t>
-      </w:r>
-      <w:proofErr w:type="gramStart"/>
-      <w:r>
-        <w:rPr>
-          <w:sz w:val="18"/>
-          <w:szCs w:val="18"/>
-        </w:rPr>
-        <w:t xml:space="preserve">│  │   (Queue)   </w:t>
-      </w:r>
-      <w:proofErr w:type="gramEnd"/>
-      <w:r>
-        <w:rPr>
-          <w:sz w:val="18"/>
-          <w:szCs w:val="18"/>
-        </w:rPr>
-        <w:t xml:space="preserve">  │</w:t>
-      </w:r>
-    </w:p>
-    <w:p>
-      <w:pPr>
-        <w:rPr>
-          <w:sz w:val="18"/>
-          <w:szCs w:val="18"/>
-        </w:rPr>
-      </w:pPr>
-      <w:r>
-        <w:rPr>
-          <w:sz w:val="18"/>
-          <w:szCs w:val="18"/>
-        </w:rPr>
-        <w:t xml:space="preserve">                        │  └──────</w:t>
-      </w:r>
-      <w:r>
-        <w:rPr>
-          <w:rFonts w:ascii="MS Gothic" w:eastAsia="MS Gothic" w:hAnsi="MS Gothic" w:cs="MS Gothic" w:hint="eastAsia"/>
-          <w:sz w:val="18"/>
-          <w:szCs w:val="18"/>
-        </w:rPr>
-        <w:t>┬</w:t>
-      </w:r>
-      <w:r>
-        <w:rPr>
-          <w:rFonts w:ascii="Aptos" w:hAnsi="Aptos" w:cs="Aptos"/>
-          <w:sz w:val="18"/>
-          <w:szCs w:val="18"/>
-        </w:rPr>
-        <w:t>────────┘</w:t>
-      </w:r>
-    </w:p>
-    <w:p>
-      <w:pPr>
-        <w:rPr>
-          <w:sz w:val="18"/>
-          <w:szCs w:val="18"/>
-        </w:rPr>
-      </w:pPr>
-      <w:r>
-        <w:rPr>
-          <w:sz w:val="18"/>
-          <w:szCs w:val="18"/>
-        </w:rPr>
-        <w:t xml:space="preserve">                        │         │</w:t>
-      </w:r>
-    </w:p>
-    <w:p>
-      <w:pPr>
-        <w:rPr>
-          <w:sz w:val="18"/>
-          <w:szCs w:val="18"/>
-        </w:rPr>
-      </w:pPr>
-      <w:r>
-        <w:rPr>
-          <w:sz w:val="18"/>
-          <w:szCs w:val="18"/>
-        </w:rPr>
-        <w:t xml:space="preserve">                        </w:t>
-      </w:r>
-      <w:r>
-        <w:rPr>
-          <w:rFonts w:ascii="Arial" w:hAnsi="Arial" w:cs="Arial"/>
-          <w:sz w:val="18"/>
-          <w:szCs w:val="18"/>
-        </w:rPr>
-        <w:t>▼</w:t>
+        <w:t>robust ethical frameworks, prioritize transparent development, and address workforce transitions proactively. When developed and deployed responsibly, AI has the power to solve complex global problems, elevate human potential, and build a more efficient future</w:t>
       </w:r>
       <w:r>
         <w:rPr>
           <w:sz w:val="18"/>
           <w:szCs w:val="18"/>
         </w:rPr>
-        <w:t xml:space="preserve">         </w:t>
-      </w:r>
-      <w:r>
-        <w:rPr>
-          <w:rFonts w:ascii="Arial" w:hAnsi="Arial" w:cs="Arial"/>
-          <w:sz w:val="18"/>
-          <w:szCs w:val="18"/>
-        </w:rPr>
-        <w:t>▼</w:t>
-      </w:r>
-    </w:p>
-    <w:p>
-      <w:pPr>
-        <w:rPr>
-          <w:sz w:val="18"/>
-          <w:szCs w:val="18"/>
-        </w:rPr>
-      </w:pPr>
-      <w:r>
-        <w:rPr>
-          <w:sz w:val="18"/>
-          <w:szCs w:val="18"/>
-        </w:rPr>
-        <w:t xml:space="preserve">        ┌────────────────────┐   ┌────────────────────┐</w:t>
-      </w:r>
-    </w:p>
-    <w:p>
-      <w:pPr>
-        <w:rPr>
-          <w:sz w:val="18"/>
-          <w:szCs w:val="18"/>
-        </w:rPr>
-      </w:pPr>
-      <w:r>
-        <w:rPr>
-          <w:sz w:val="18"/>
-          <w:szCs w:val="18"/>
-        </w:rPr>
-        <w:t xml:space="preserve">        │   Azurite Blob     │   │ Background </w:t>
-      </w:r>
-      <w:proofErr w:type="gramStart"/>
-      <w:r>
-        <w:rPr>
-          <w:sz w:val="18"/>
-          <w:szCs w:val="18"/>
-        </w:rPr>
-        <w:t>Worker  │</w:t>
-      </w:r>
-      <w:proofErr w:type="gramEnd"/>
-    </w:p>
-    <w:p>
-      <w:pPr>
-        <w:rPr>
-          <w:sz w:val="18"/>
-          <w:szCs w:val="18"/>
-        </w:rPr>
-      </w:pPr>
-      <w:r>
-        <w:rPr>
-          <w:sz w:val="18"/>
-          <w:szCs w:val="18"/>
-        </w:rPr>
-        <w:t xml:space="preserve">        │ (File </w:t>
-      </w:r>
-      <w:proofErr w:type="gramStart"/>
-      <w:r>
-        <w:rPr>
-          <w:sz w:val="18"/>
-          <w:szCs w:val="18"/>
-        </w:rPr>
-        <w:t xml:space="preserve">Storage)   </w:t>
-      </w:r>
-      <w:proofErr w:type="gramEnd"/>
-      <w:r>
-        <w:rPr>
-          <w:sz w:val="18"/>
-          <w:szCs w:val="18"/>
-        </w:rPr>
-        <w:t xml:space="preserve">  │   │ (.NET </w:t>
-      </w:r>
-      <w:proofErr w:type="gramStart"/>
-      <w:r>
-        <w:rPr>
-          <w:sz w:val="18"/>
-          <w:szCs w:val="18"/>
-        </w:rPr>
-        <w:t xml:space="preserve">Worker)   </w:t>
-      </w:r>
-      <w:proofErr w:type="gramEnd"/>
-      <w:r>
-        <w:rPr>
-          <w:sz w:val="18"/>
-          <w:szCs w:val="18"/>
-        </w:rPr>
-        <w:t xml:space="preserve">   │</w:t>
-      </w:r>
-    </w:p>
-    <w:p>
-      <w:pPr>
-        <w:rPr>
-          <w:sz w:val="18"/>
-          <w:szCs w:val="18"/>
-        </w:rPr>
-      </w:pPr>
-      <w:r>
-        <w:rPr>
-          <w:sz w:val="18"/>
-          <w:szCs w:val="18"/>
-        </w:rPr>
-        <w:t xml:space="preserve">        └────────────────────┘   └─────────</w:t>
-      </w:r>
-      <w:r>
-        <w:rPr>
-          <w:rFonts w:ascii="MS Gothic" w:eastAsia="MS Gothic" w:hAnsi="MS Gothic" w:cs="MS Gothic" w:hint="eastAsia"/>
-          <w:sz w:val="18"/>
-          <w:szCs w:val="18"/>
-        </w:rPr>
-        <w:t>┬</w:t>
-      </w:r>
-      <w:r>
-        <w:rPr>
-          <w:rFonts w:ascii="Aptos" w:hAnsi="Aptos" w:cs="Aptos"/>
-          <w:sz w:val="18"/>
-          <w:szCs w:val="18"/>
-        </w:rPr>
-        <w:t>──────────┘</w:t>
-      </w:r>
-    </w:p>
-    <w:p>
-      <w:pPr>
-        <w:rPr>
-          <w:sz w:val="18"/>
-          <w:szCs w:val="18"/>
-        </w:rPr>
-      </w:pPr>
-      <w:r>
-        <w:rPr>
-          <w:sz w:val="18"/>
-          <w:szCs w:val="18"/>
-        </w:rPr>
-        <w:t xml:space="preserve">                                           │</w:t>
-      </w:r>
-    </w:p>
-    <w:p>
-      <w:pPr>
-        <w:rPr>
-          <w:sz w:val="18"/>
-          <w:szCs w:val="18"/>
-        </w:rPr>
-      </w:pPr>
-      <w:r>
-        <w:rPr>
-          <w:sz w:val="18"/>
-          <w:szCs w:val="18"/>
-        </w:rPr>
-        <w:t xml:space="preserve">                                           </w:t>
-      </w:r>
-      <w:r>
-        <w:rPr>
-          <w:rFonts w:ascii="Arial" w:hAnsi="Arial" w:cs="Arial"/>
-          <w:sz w:val="18"/>
-          <w:szCs w:val="18"/>
-        </w:rPr>
-        <w:t>▼</w:t>
-      </w:r>
-    </w:p>
-    <w:p>
-      <w:pPr>
-        <w:rPr>
-          <w:sz w:val="18"/>
-          <w:szCs w:val="18"/>
-        </w:rPr>
-      </w:pPr>
-      <w:r>
-        <w:rPr>
-          <w:sz w:val="18"/>
-          <w:szCs w:val="18"/>
-        </w:rPr>
-        <w:t xml:space="preserve">                               ┌────────────────────┐</w:t>
-      </w:r>
-    </w:p>
-    <w:p>
-      <w:pPr>
-        <w:rPr>
-          <w:sz w:val="18"/>
-          <w:szCs w:val="18"/>
-        </w:rPr>
-      </w:pPr>
-      <w:r>
-        <w:rPr>
-          <w:sz w:val="18"/>
-          <w:szCs w:val="18"/>
-        </w:rPr>
-        <w:t xml:space="preserve">                               </w:t>
-      </w:r>
-      <w:proofErr w:type="gramStart"/>
-      <w:r>
-        <w:rPr>
-          <w:sz w:val="18"/>
-          <w:szCs w:val="18"/>
-        </w:rPr>
-        <w:t>│  Text</w:t>
-      </w:r>
-      <w:proofErr w:type="gramEnd"/>
-      <w:r>
-        <w:rPr>
-          <w:sz w:val="18"/>
-          <w:szCs w:val="18"/>
-        </w:rPr>
-        <w:t xml:space="preserve"> Extraction   │</w:t>
-      </w:r>
-    </w:p>
-    <w:p>
-      <w:pPr>
-        <w:rPr>
-          <w:sz w:val="18"/>
-          <w:szCs w:val="18"/>
-        </w:rPr>
-      </w:pPr>
-      <w:r>
-        <w:rPr>
-          <w:sz w:val="18"/>
-          <w:szCs w:val="18"/>
-        </w:rPr>
-        <w:t xml:space="preserve">                               └─────────</w:t>
-      </w:r>
-      <w:r>
-        <w:rPr>
-          <w:rFonts w:ascii="MS Gothic" w:eastAsia="MS Gothic" w:hAnsi="MS Gothic" w:cs="MS Gothic" w:hint="eastAsia"/>
-          <w:sz w:val="18"/>
-          <w:szCs w:val="18"/>
-        </w:rPr>
-        <w:t>┬</w:t>
-      </w:r>
-      <w:r>
-        <w:rPr>
-          <w:rFonts w:ascii="Aptos" w:hAnsi="Aptos" w:cs="Aptos"/>
-          <w:sz w:val="18"/>
-          <w:szCs w:val="18"/>
-        </w:rPr>
-        <w:t>──────────┘</w:t>
-      </w:r>
-    </w:p>
-    <w:p>
-      <w:pPr>
-        <w:rPr>
-          <w:sz w:val="18"/>
-          <w:szCs w:val="18"/>
-        </w:rPr>
-      </w:pPr>
-      <w:r>
-        <w:rPr>
-          <w:sz w:val="18"/>
-          <w:szCs w:val="18"/>
-        </w:rPr>
-        <w:t xml:space="preserve">                                           │</w:t>
-      </w:r>
-    </w:p>
-    <w:p>
-      <w:pPr>
-        <w:rPr>
-          <w:sz w:val="18"/>
-          <w:szCs w:val="18"/>
-        </w:rPr>
-      </w:pPr>
-      <w:r>
-        <w:rPr>
-          <w:sz w:val="18"/>
-          <w:szCs w:val="18"/>
-        </w:rPr>
-        <w:t xml:space="preserve">                                           </w:t>
-      </w:r>
-      <w:r>
-        <w:rPr>
-          <w:rFonts w:ascii="Arial" w:hAnsi="Arial" w:cs="Arial"/>
-          <w:sz w:val="18"/>
-          <w:szCs w:val="18"/>
-        </w:rPr>
-        <w:t>▼</w:t>
-      </w:r>
-    </w:p>
-    <w:p>
-      <w:pPr>
-        <w:rPr>
-          <w:sz w:val="18"/>
-          <w:szCs w:val="18"/>
-        </w:rPr>
-      </w:pPr>
-      <w:r>
-        <w:rPr>
-          <w:sz w:val="18"/>
-          <w:szCs w:val="18"/>
-        </w:rPr>
-        <w:t xml:space="preserve">                               ┌────────────────────┐</w:t>
-      </w:r>
-    </w:p>
-    <w:p>
-      <w:pPr>
-        <w:rPr>
-          <w:sz w:val="18"/>
-          <w:szCs w:val="18"/>
-        </w:rPr>
-      </w:pPr>
-      <w:r>
-        <w:rPr>
-          <w:sz w:val="18"/>
-          <w:szCs w:val="18"/>
-        </w:rPr>
-        <w:t xml:space="preserve">                               │     Chunking       │</w:t>
-      </w:r>
-    </w:p>
-    <w:p>
-      <w:pPr>
-        <w:rPr>
-          <w:sz w:val="18"/>
-          <w:szCs w:val="18"/>
-        </w:rPr>
-      </w:pPr>
-      <w:r>
-        <w:rPr>
-          <w:sz w:val="18"/>
-          <w:szCs w:val="18"/>
-        </w:rPr>
-        <w:t xml:space="preserve">                               └─────────</w:t>
-      </w:r>
-      <w:r>
-        <w:rPr>
-          <w:rFonts w:ascii="MS Gothic" w:eastAsia="MS Gothic" w:hAnsi="MS Gothic" w:cs="MS Gothic" w:hint="eastAsia"/>
-          <w:sz w:val="18"/>
-          <w:szCs w:val="18"/>
-        </w:rPr>
-        <w:t>┬</w:t>
-      </w:r>
-      <w:r>
-        <w:rPr>
-          <w:rFonts w:ascii="Aptos" w:hAnsi="Aptos" w:cs="Aptos"/>
-          <w:sz w:val="18"/>
-          <w:szCs w:val="18"/>
-        </w:rPr>
-        <w:t>──────────┘</w:t>
-      </w:r>
-    </w:p>
-    <w:p>
-      <w:pPr>
-        <w:rPr>
-          <w:sz w:val="18"/>
-          <w:szCs w:val="18"/>
-        </w:rPr>
-      </w:pPr>
-      <w:r>
-        <w:rPr>
-          <w:sz w:val="18"/>
-          <w:szCs w:val="18"/>
-        </w:rPr>
-        <w:t xml:space="preserve">                                           │</w:t>
-      </w:r>
-    </w:p>
-    <w:p>
-      <w:pPr>
-        <w:rPr>
-          <w:sz w:val="18"/>
-          <w:szCs w:val="18"/>
-        </w:rPr>
-      </w:pPr>
-      <w:r>
-        <w:rPr>
-          <w:sz w:val="18"/>
-          <w:szCs w:val="18"/>
-        </w:rPr>
-        <w:t xml:space="preserve">                                           </w:t>
-      </w:r>
-      <w:r>
-        <w:rPr>
-          <w:rFonts w:ascii="Arial" w:hAnsi="Arial" w:cs="Arial"/>
-          <w:sz w:val="18"/>
-          <w:szCs w:val="18"/>
-        </w:rPr>
-        <w:t>▼</w:t>
-      </w:r>
-    </w:p>
-    <w:p>
-      <w:pPr>
-        <w:rPr>
-          <w:sz w:val="18"/>
-          <w:szCs w:val="18"/>
-        </w:rPr>
-      </w:pPr>
-      <w:r>
-        <w:rPr>
-          <w:sz w:val="18"/>
-          <w:szCs w:val="18"/>
-        </w:rPr>
-        <w:t xml:space="preserve">                               ┌────────────────────┐</w:t>
-      </w:r>
-    </w:p>
-    <w:p>
-      <w:pPr>
-        <w:rPr>
-          <w:sz w:val="18"/>
-          <w:szCs w:val="18"/>
-        </w:rPr>
-      </w:pPr>
-      <w:r>
-        <w:rPr>
-          <w:sz w:val="18"/>
-          <w:szCs w:val="18"/>
-        </w:rPr>
-        <w:t xml:space="preserve">                               │ Python AI </w:t>
-      </w:r>
-      <w:proofErr w:type="gramStart"/>
-      <w:r>
-        <w:rPr>
-          <w:sz w:val="18"/>
-          <w:szCs w:val="18"/>
-        </w:rPr>
-        <w:t>Service  │</w:t>
-      </w:r>
-      <w:proofErr w:type="gramEnd"/>
-    </w:p>
-    <w:p>
-      <w:pPr>
-        <w:rPr>
-          <w:sz w:val="18"/>
-          <w:szCs w:val="18"/>
-        </w:rPr>
-      </w:pPr>
-      <w:r>
-        <w:rPr>
-          <w:sz w:val="18"/>
-          <w:szCs w:val="18"/>
-        </w:rPr>
-        <w:t xml:space="preserve">                               </w:t>
-      </w:r>
-      <w:proofErr w:type="gramStart"/>
-      <w:r>
-        <w:rPr>
-          <w:sz w:val="18"/>
-          <w:szCs w:val="18"/>
-        </w:rPr>
-        <w:t xml:space="preserve">│  (Embeddings)   </w:t>
-      </w:r>
-      <w:proofErr w:type="gramEnd"/>
-      <w:r>
-        <w:rPr>
-          <w:sz w:val="18"/>
-          <w:szCs w:val="18"/>
-        </w:rPr>
-        <w:t xml:space="preserve">   │</w:t>
-      </w:r>
-    </w:p>
-    <w:p>
-      <w:pPr>
-        <w:rPr>
-          <w:sz w:val="18"/>
-          <w:szCs w:val="18"/>
-        </w:rPr>
-      </w:pPr>
-      <w:r>
-        <w:rPr>
-          <w:sz w:val="18"/>
-          <w:szCs w:val="18"/>
-        </w:rPr>
-        <w:t xml:space="preserve">                               └─────────</w:t>
-      </w:r>
-      <w:r>
-        <w:rPr>
-          <w:rFonts w:ascii="MS Gothic" w:eastAsia="MS Gothic" w:hAnsi="MS Gothic" w:cs="MS Gothic" w:hint="eastAsia"/>
-          <w:sz w:val="18"/>
-          <w:szCs w:val="18"/>
-        </w:rPr>
-        <w:t>┬</w:t>
-      </w:r>
-      <w:r>
-        <w:rPr>
-          <w:rFonts w:ascii="Aptos" w:hAnsi="Aptos" w:cs="Aptos"/>
-          <w:sz w:val="18"/>
-          <w:szCs w:val="18"/>
-        </w:rPr>
-        <w:t>──────────┘</w:t>
-      </w:r>
-    </w:p>
-    <w:p>
-      <w:pPr>
-        <w:rPr>
-          <w:sz w:val="18"/>
-          <w:szCs w:val="18"/>
-        </w:rPr>
-      </w:pPr>
-      <w:r>
-        <w:rPr>
-          <w:sz w:val="18"/>
-          <w:szCs w:val="18"/>
-        </w:rPr>
-        <w:t xml:space="preserve">                                           │</w:t>
-      </w:r>
-    </w:p>
-    <w:p>
-      <w:pPr>
-        <w:rPr>
-          <w:sz w:val="18"/>
-          <w:szCs w:val="18"/>
-        </w:rPr>
-      </w:pPr>
-      <w:r>
-        <w:rPr>
-          <w:sz w:val="18"/>
-          <w:szCs w:val="18"/>
-        </w:rPr>
-        <w:t xml:space="preserve">                                           </w:t>
-      </w:r>
-      <w:r>
-        <w:rPr>
-          <w:rFonts w:ascii="Arial" w:hAnsi="Arial" w:cs="Arial"/>
-          <w:sz w:val="18"/>
-          <w:szCs w:val="18"/>
-        </w:rPr>
-        <w:t>▼</w:t>
-      </w:r>
-    </w:p>
-    <w:p>
-      <w:pPr>
-        <w:rPr>
-          <w:sz w:val="18"/>
-          <w:szCs w:val="18"/>
-        </w:rPr>
-      </w:pPr>
-      <w:r>
-        <w:rPr>
-          <w:sz w:val="18"/>
-          <w:szCs w:val="18"/>
-        </w:rPr>
-        <w:t xml:space="preserve">                               ┌────────────────────┐</w:t>
-      </w:r>
-    </w:p>
-    <w:p>
-      <w:pPr>
-        <w:rPr>
-          <w:sz w:val="18"/>
-          <w:szCs w:val="18"/>
-        </w:rPr>
-      </w:pPr>
-      <w:r>
-        <w:rPr>
-          <w:sz w:val="18"/>
-          <w:szCs w:val="18"/>
-        </w:rPr>
-        <w:t xml:space="preserve">                               │    Vector DB       │</w:t>
-      </w:r>
-    </w:p>
-    <w:p>
-      <w:pPr>
-        <w:rPr>
-          <w:sz w:val="18"/>
-          <w:szCs w:val="18"/>
-        </w:rPr>
-      </w:pPr>
-      <w:r>
-        <w:rPr>
-          <w:sz w:val="18"/>
-          <w:szCs w:val="18"/>
-        </w:rPr>
-        <w:t xml:space="preserve">                               │ (FAISS / </w:t>
-      </w:r>
-      <w:proofErr w:type="gramStart"/>
-      <w:r>
-        <w:rPr>
-          <w:sz w:val="18"/>
-          <w:szCs w:val="18"/>
-        </w:rPr>
-        <w:t xml:space="preserve">Chroma)   </w:t>
-      </w:r>
-      <w:proofErr w:type="gramEnd"/>
-      <w:r>
-        <w:rPr>
-          <w:sz w:val="18"/>
-          <w:szCs w:val="18"/>
-        </w:rPr>
-        <w:t>│</w:t>
-      </w:r>
-    </w:p>
-    <w:tbl>
-      <w:tblPr>
-        <w:tblStyle w:val="TableGrid"/>
-        <w:tblW w:w="0" w:type="auto"/>
-        <w:tblInd w:w="1180" w:type="dxa"/>
-        <w:tblLook w:val="0000" w:firstRow="0" w:lastRow="0" w:firstColumn="0" w:lastColumn="0" w:noHBand="0" w:noVBand="0"/>
-      </w:tblPr>
-      <w:tblGrid>
-        <w:gridCol w:w="1890"/>
-      </w:tblGrid>
-      <w:tr>
-        <w:tc>
-          <w:tcPr>
-            <w:tcW w:w="1890" w:type="dxa"/>
-          </w:tcPr>
-          <w:p>
-            <w:pPr>
-              <w:rPr>
-                <w:sz w:val="18"/>
-                <w:szCs w:val="18"/>
-              </w:rPr>
-            </w:pPr>
-          </w:p>
-          <w:p>
-            <w:pPr>
-              <w:rPr>
-                <w:sz w:val="18"/>
-                <w:szCs w:val="18"/>
-              </w:rPr>
-            </w:pPr>
-          </w:p>
-        </w:tc>
-      </w:tr>
-    </w:tbl>
-    <w:p>
-      <w:pPr>
-        <w:rPr>
-          <w:sz w:val="18"/>
-          <w:szCs w:val="18"/>
-        </w:rPr>
-      </w:pPr>
-    </w:p>
-    <w:p>
-      <w:pPr>
-        <w:rPr>
-          <w:sz w:val="18"/>
-          <w:szCs w:val="18"/>
-        </w:rPr>
-      </w:pPr>
-    </w:p>
-    <w:p>
-      <w:pPr>
-        <w:rPr>
-          <w:sz w:val="18"/>
-          <w:szCs w:val="18"/>
-        </w:rPr>
-      </w:pPr>
-    </w:p>
-    <w:p>
-      <w:pPr>
-        <w:rPr>
-          <w:sz w:val="18"/>
-          <w:szCs w:val="18"/>
-        </w:rPr>
-      </w:pPr>
-    </w:p>
-    <w:p>
-      <w:pPr>
-        <w:rPr>
-          <w:sz w:val="18"/>
-          <w:szCs w:val="18"/>
-        </w:rPr>
-      </w:pPr>
-    </w:p>
-    <w:p>
-      <w:pPr>
-        <w:rPr>
-          <w:sz w:val="18"/>
-          <w:szCs w:val="18"/>
-        </w:rPr>
-      </w:pPr>
-    </w:p>
-    <w:p>
-      <w:pPr>
-        <w:rPr>
-          <w:sz w:val="18"/>
-          <w:szCs w:val="18"/>
-        </w:rPr>
-      </w:pPr>
-    </w:p>
-    <w:p>
-      <w:pPr>
-        <w:rPr>
-          <w:sz w:val="18"/>
-          <w:szCs w:val="18"/>
-        </w:rPr>
-      </w:pPr>
-    </w:p>
-    <w:p>
-      <w:pPr>
-        <w:rPr>
-          <w:sz w:val="18"/>
-          <w:szCs w:val="18"/>
-        </w:rPr>
-      </w:pPr>
-    </w:p>
-    <w:p>
-      <w:pPr>
-        <w:rPr>
-          <w:sz w:val="18"/>
-          <w:szCs w:val="18"/>
-        </w:rPr>
-      </w:pPr>
-    </w:p>
-    <w:p>
-      <w:pPr>
-        <w:rPr>
-          <w:b/>
-          <w:bCs/>
-          <w:sz w:val="18"/>
-          <w:szCs w:val="18"/>
-        </w:rPr>
-      </w:pPr>
-      <w:r>
-        <w:rPr>
-          <w:b/>
-          <w:bCs/>
-          <w:sz w:val="18"/>
-          <w:szCs w:val="18"/>
-        </w:rPr>
-        <w:t>2. DETAILED FLOW (STEP-BY-STEP WITH LOGIC)</w:t>
-      </w:r>
-    </w:p>
-    <w:p>
-      <w:pPr>
-        <w:rPr>
-          <w:sz w:val="18"/>
-          <w:szCs w:val="18"/>
-        </w:rPr>
-      </w:pPr>
-      <w:r>
-        <w:rPr>
-          <w:sz w:val="18"/>
-          <w:szCs w:val="18"/>
-        </w:rPr>
-        <w:t xml:space="preserve">[ USER </w:t>
-      </w:r>
-      <w:proofErr w:type="gramStart"/>
-      <w:r>
-        <w:rPr>
-          <w:sz w:val="18"/>
-          <w:szCs w:val="18"/>
-        </w:rPr>
-        <w:t>UPLOAD ]</w:t>
-      </w:r>
-      <w:proofErr w:type="gramEnd"/>
-      <w:r>
-        <w:rPr>
-          <w:sz w:val="18"/>
-          <w:szCs w:val="18"/>
-        </w:rPr>
-        <w:br/>
-        <w:t xml:space="preserve">       │</w:t>
-      </w:r>
-      <w:r>
-        <w:rPr>
-          <w:sz w:val="18"/>
-          <w:szCs w:val="18"/>
-        </w:rPr>
-        <w:br/>
-      </w:r>
-      <w:r>
-        <w:rPr>
-          <w:rFonts w:ascii="Aptos" w:hAnsi="Aptos" w:cs="Aptos"/>
-          <w:sz w:val="18"/>
-          <w:szCs w:val="18"/>
-        </w:rPr>
-        <w:t>│</w:t>
-      </w:r>
-      <w:r>
-        <w:rPr>
-          <w:sz w:val="18"/>
-          <w:szCs w:val="18"/>
-        </w:rPr>
-        <w:t xml:space="preserve"> </w:t>
-      </w:r>
-      <w:proofErr w:type="spellStart"/>
-      <w:r>
-        <w:rPr>
-          <w:sz w:val="18"/>
-          <w:szCs w:val="18"/>
-        </w:rPr>
-        <w:t>UploadController</w:t>
-      </w:r>
-      <w:proofErr w:type="spellEnd"/>
-      <w:r>
-        <w:rPr>
-          <w:sz w:val="18"/>
-          <w:szCs w:val="18"/>
-        </w:rPr>
-        <w:t xml:space="preserve"> (C# </w:t>
-      </w:r>
-      <w:proofErr w:type="gramStart"/>
-      <w:r>
-        <w:rPr>
-          <w:sz w:val="18"/>
-          <w:szCs w:val="18"/>
-        </w:rPr>
-        <w:t xml:space="preserve">API)   </w:t>
-      </w:r>
-      <w:proofErr w:type="gramEnd"/>
-      <w:r>
-        <w:rPr>
-          <w:sz w:val="18"/>
-          <w:szCs w:val="18"/>
-        </w:rPr>
-        <w:t xml:space="preserve"> </w:t>
-      </w:r>
-      <w:r>
-        <w:rPr>
-          <w:rFonts w:ascii="Aptos" w:hAnsi="Aptos" w:cs="Aptos"/>
-          <w:sz w:val="18"/>
-          <w:szCs w:val="18"/>
-        </w:rPr>
-        <w:t>│</w:t>
-      </w:r>
-      <w:r>
-        <w:rPr>
-          <w:sz w:val="18"/>
-          <w:szCs w:val="18"/>
-        </w:rPr>
-        <w:br/>
         <w:t xml:space="preserve">               </w:t>
       </w:r>
-      <w:r>
-        <w:rPr>
-          <w:rFonts w:ascii="Aptos" w:hAnsi="Aptos" w:cs="Aptos"/>
-          <w:sz w:val="18"/>
-          <w:szCs w:val="18"/>
-        </w:rPr>
-        <w:t>│</w:t>
-      </w:r>
-      <w:r>
-        <w:rPr>
-          <w:sz w:val="18"/>
-          <w:szCs w:val="18"/>
-        </w:rPr>
-        <w:br/>
-        <w:t xml:space="preserve">   </w:t>
-      </w:r>
-      <w:r>
-        <w:rPr>
-          <w:rFonts w:ascii="Segoe UI Emoji" w:hAnsi="Segoe UI Emoji" w:cs="Segoe UI Emoji"/>
-          <w:sz w:val="18"/>
-          <w:szCs w:val="18"/>
-        </w:rPr>
-        <w:t>✅</w:t>
-      </w:r>
-      <w:r>
-        <w:rPr>
-          <w:sz w:val="18"/>
-          <w:szCs w:val="18"/>
-        </w:rPr>
-        <w:t xml:space="preserve"> Step 1: Validate File</w:t>
-      </w:r>
-      <w:r>
-        <w:rPr>
-          <w:sz w:val="18"/>
-          <w:szCs w:val="18"/>
-        </w:rPr>
-        <w:br/>
-      </w:r>
-      <w:proofErr w:type="gramStart"/>
-      <w:r>
-        <w:rPr>
-          <w:sz w:val="18"/>
-          <w:szCs w:val="18"/>
-        </w:rPr>
-        <w:t xml:space="preserve">   (</w:t>
-      </w:r>
-      <w:proofErr w:type="gramEnd"/>
-      <w:r>
-        <w:rPr>
-          <w:sz w:val="18"/>
-          <w:szCs w:val="18"/>
-        </w:rPr>
-        <w:t>type, size, format)</w:t>
-      </w:r>
-      <w:r>
-        <w:rPr>
-          <w:sz w:val="18"/>
-          <w:szCs w:val="18"/>
-        </w:rPr>
-        <w:br/>
-      </w:r>
-      <w:r>
-        <w:rPr>
-          <w:sz w:val="18"/>
-          <w:szCs w:val="18"/>
-        </w:rPr>
-        <w:br/>
-        <w:t xml:space="preserve">               </w:t>
-      </w:r>
-      <w:r>
-        <w:rPr>
-          <w:rFonts w:ascii="Aptos" w:hAnsi="Aptos" w:cs="Aptos"/>
-          <w:sz w:val="18"/>
-          <w:szCs w:val="18"/>
-        </w:rPr>
-        <w:t>│</w:t>
-      </w:r>
-      <w:r>
-        <w:rPr>
-          <w:sz w:val="18"/>
-          <w:szCs w:val="18"/>
-        </w:rPr>
-        <w:br/>
-        <w:t xml:space="preserve">   </w:t>
-      </w:r>
-      <w:r>
-        <w:rPr>
-          <w:rFonts w:ascii="Segoe UI Emoji" w:hAnsi="Segoe UI Emoji" w:cs="Segoe UI Emoji"/>
-          <w:sz w:val="18"/>
-          <w:szCs w:val="18"/>
-        </w:rPr>
-        <w:t>✅</w:t>
-      </w:r>
-      <w:r>
-        <w:rPr>
-          <w:sz w:val="18"/>
-          <w:szCs w:val="18"/>
-        </w:rPr>
-        <w:t xml:space="preserve"> Step 2: Store File</w:t>
-      </w:r>
-      <w:r>
-        <w:rPr>
-          <w:sz w:val="18"/>
-          <w:szCs w:val="18"/>
-        </w:rPr>
-        <w:br/>
-        <w:t xml:space="preserve">   </w:t>
-      </w:r>
-      <w:proofErr w:type="spellStart"/>
-      <w:r>
-        <w:rPr>
-          <w:sz w:val="18"/>
-          <w:szCs w:val="18"/>
-        </w:rPr>
-        <w:t>BlobService</w:t>
-      </w:r>
-      <w:proofErr w:type="spellEnd"/>
-      <w:r>
-        <w:rPr>
-          <w:sz w:val="18"/>
-          <w:szCs w:val="18"/>
-        </w:rPr>
-        <w:t xml:space="preserve"> </w:t>
-      </w:r>
-      <w:r>
-        <w:rPr>
-          <w:rFonts w:ascii="Aptos" w:hAnsi="Aptos" w:cs="Aptos"/>
-          <w:sz w:val="18"/>
-          <w:szCs w:val="18"/>
-        </w:rPr>
-        <w:t>→</w:t>
-      </w:r>
-      <w:r>
-        <w:rPr>
-          <w:sz w:val="18"/>
-          <w:szCs w:val="18"/>
-        </w:rPr>
-        <w:t xml:space="preserve"> Azurite</w:t>
-      </w:r>
-      <w:r>
-        <w:rPr>
-          <w:sz w:val="18"/>
-          <w:szCs w:val="18"/>
-        </w:rPr>
-        <w:br/>
-      </w:r>
-      <w:r>
-        <w:rPr>
-          <w:sz w:val="18"/>
-          <w:szCs w:val="18"/>
-        </w:rPr>
-        <w:br/>
-        <w:t xml:space="preserve">               </w:t>
-      </w:r>
-      <w:r>
-        <w:rPr>
-          <w:rFonts w:ascii="Aptos" w:hAnsi="Aptos" w:cs="Aptos"/>
-          <w:sz w:val="18"/>
-          <w:szCs w:val="18"/>
-        </w:rPr>
-        <w:t>│</w:t>
-      </w:r>
-      <w:r>
-        <w:rPr>
-          <w:sz w:val="18"/>
-          <w:szCs w:val="18"/>
-        </w:rPr>
-        <w:br/>
-        <w:t xml:space="preserve">   </w:t>
-      </w:r>
-      <w:r>
-        <w:rPr>
-          <w:rFonts w:ascii="Segoe UI Emoji" w:hAnsi="Segoe UI Emoji" w:cs="Segoe UI Emoji"/>
-          <w:sz w:val="18"/>
-          <w:szCs w:val="18"/>
-        </w:rPr>
-        <w:t>✅</w:t>
-      </w:r>
-      <w:r>
-        <w:rPr>
-          <w:sz w:val="18"/>
-          <w:szCs w:val="18"/>
-        </w:rPr>
-        <w:t xml:space="preserve"> Step 3: Send Message</w:t>
-      </w:r>
-      <w:r>
-        <w:rPr>
-          <w:sz w:val="18"/>
-          <w:szCs w:val="18"/>
-        </w:rPr>
-        <w:br/>
-        <w:t xml:space="preserve">   </w:t>
-      </w:r>
-      <w:proofErr w:type="spellStart"/>
-      <w:r>
-        <w:rPr>
-          <w:sz w:val="18"/>
-          <w:szCs w:val="18"/>
-        </w:rPr>
-        <w:t>RabbitMQService</w:t>
-      </w:r>
-      <w:proofErr w:type="spellEnd"/>
-      <w:r>
-        <w:rPr>
-          <w:sz w:val="18"/>
-          <w:szCs w:val="18"/>
-        </w:rPr>
-        <w:br/>
-      </w:r>
-      <w:r>
-        <w:rPr>
-          <w:sz w:val="18"/>
-          <w:szCs w:val="18"/>
-        </w:rPr>
-        <w:br/>
-        <w:t xml:space="preserve">               </w:t>
-      </w:r>
-      <w:r>
-        <w:rPr>
-          <w:rFonts w:ascii="Aptos" w:hAnsi="Aptos" w:cs="Aptos"/>
-          <w:sz w:val="18"/>
-          <w:szCs w:val="18"/>
-        </w:rPr>
-        <w:t>│</w:t>
-      </w:r>
-    </w:p>
-    <w:p>
-      <w:pPr>
-        <w:rPr>
-          <w:rFonts w:ascii="Arial" w:hAnsi="Arial" w:cs="Arial"/>
-          <w:sz w:val="18"/>
-          <w:szCs w:val="18"/>
-        </w:rPr>
-      </w:pPr>
-      <w:r>
-        <w:rPr>
-          <w:rFonts w:ascii="Segoe UI Emoji" w:hAnsi="Segoe UI Emoji" w:cs="Segoe UI Emoji"/>
-          <w:sz w:val="18"/>
-          <w:szCs w:val="18"/>
-        </w:rPr>
-        <w:t>🔁</w:t>
-      </w:r>
-      <w:r>
-        <w:rPr>
-          <w:sz w:val="18"/>
-          <w:szCs w:val="18"/>
-        </w:rPr>
-        <w:t xml:space="preserve"> ASYNC STARTS HERE</w:t>
-      </w:r>
-      <w:r>
-        <w:rPr>
-          <w:sz w:val="18"/>
-          <w:szCs w:val="18"/>
-        </w:rPr>
-        <w:br/>
-        <w:t xml:space="preserve">               │</w:t>
-      </w:r>
-    </w:p>
-    <w:p>
-      <w:pPr>
-        <w:rPr>
-          <w:sz w:val="18"/>
-          <w:szCs w:val="18"/>
-        </w:rPr>
-      </w:pPr>
-      <w:r>
-        <w:rPr>
-          <w:rFonts w:ascii="Aptos" w:hAnsi="Aptos" w:cs="Aptos"/>
-          <w:sz w:val="18"/>
-          <w:szCs w:val="18"/>
-        </w:rPr>
-        <w:t>│</w:t>
-      </w:r>
-      <w:r>
-        <w:rPr>
-          <w:sz w:val="18"/>
-          <w:szCs w:val="18"/>
-        </w:rPr>
-        <w:t xml:space="preserve"> Background Worker (.NET)     </w:t>
-      </w:r>
-      <w:r>
-        <w:rPr>
-          <w:rFonts w:ascii="Aptos" w:hAnsi="Aptos" w:cs="Aptos"/>
-          <w:sz w:val="18"/>
-          <w:szCs w:val="18"/>
-        </w:rPr>
-        <w:t>│</w:t>
-      </w:r>
-      <w:r>
-        <w:rPr>
-          <w:sz w:val="18"/>
-          <w:szCs w:val="18"/>
-        </w:rPr>
-        <w:br/>
-        <w:t xml:space="preserve">               </w:t>
-      </w:r>
-      <w:r>
-        <w:rPr>
-          <w:rFonts w:ascii="Aptos" w:hAnsi="Aptos" w:cs="Aptos"/>
-          <w:sz w:val="18"/>
-          <w:szCs w:val="18"/>
-        </w:rPr>
-        <w:t>│</w:t>
-      </w:r>
-      <w:r>
-        <w:rPr>
-          <w:sz w:val="18"/>
-          <w:szCs w:val="18"/>
-        </w:rPr>
-        <w:br/>
-        <w:t xml:space="preserve">   </w:t>
-      </w:r>
-      <w:r>
-        <w:rPr>
-          <w:rFonts w:ascii="Segoe UI Emoji" w:hAnsi="Segoe UI Emoji" w:cs="Segoe UI Emoji"/>
-          <w:sz w:val="18"/>
-          <w:szCs w:val="18"/>
-        </w:rPr>
-        <w:t>📥</w:t>
-      </w:r>
-      <w:r>
-        <w:rPr>
-          <w:sz w:val="18"/>
-          <w:szCs w:val="18"/>
-        </w:rPr>
-        <w:t xml:space="preserve"> Consume Message (Queue)</w:t>
-      </w:r>
-      <w:r>
-        <w:rPr>
-          <w:sz w:val="18"/>
-          <w:szCs w:val="18"/>
-        </w:rPr>
-        <w:br/>
-      </w:r>
-      <w:r>
-        <w:rPr>
-          <w:sz w:val="18"/>
-          <w:szCs w:val="18"/>
-        </w:rPr>
-        <w:br/>
-        <w:t xml:space="preserve">               │</w:t>
-      </w:r>
-      <w:r>
-        <w:rPr>
-          <w:sz w:val="18"/>
-          <w:szCs w:val="18"/>
-        </w:rPr>
-        <w:br/>
-        <w:t xml:space="preserve">   </w:t>
-      </w:r>
-      <w:r>
-        <w:rPr>
-          <w:rFonts w:ascii="Segoe UI Emoji" w:hAnsi="Segoe UI Emoji" w:cs="Segoe UI Emoji"/>
-          <w:sz w:val="18"/>
-          <w:szCs w:val="18"/>
-        </w:rPr>
-        <w:t>📄</w:t>
-      </w:r>
-      <w:r>
-        <w:rPr>
-          <w:sz w:val="18"/>
-          <w:szCs w:val="18"/>
-        </w:rPr>
-        <w:t xml:space="preserve"> Step 4: Download File</w:t>
-      </w:r>
-      <w:r>
-        <w:rPr>
-          <w:sz w:val="18"/>
-          <w:szCs w:val="18"/>
-        </w:rPr>
-        <w:br/>
-        <w:t xml:space="preserve">   From Azurite</w:t>
-      </w:r>
-      <w:r>
-        <w:rPr>
-          <w:sz w:val="18"/>
-          <w:szCs w:val="18"/>
-        </w:rPr>
-        <w:br/>
-      </w:r>
-      <w:r>
-        <w:rPr>
-          <w:sz w:val="18"/>
-          <w:szCs w:val="18"/>
-        </w:rPr>
-        <w:br/>
-        <w:t xml:space="preserve">               │</w:t>
-      </w:r>
-      <w:r>
-        <w:rPr>
-          <w:sz w:val="18"/>
-          <w:szCs w:val="18"/>
-        </w:rPr>
-        <w:br/>
-        <w:t xml:space="preserve">   </w:t>
-      </w:r>
-      <w:r>
-        <w:rPr>
-          <w:rFonts w:ascii="Segoe UI Emoji" w:hAnsi="Segoe UI Emoji" w:cs="Segoe UI Emoji"/>
-          <w:sz w:val="18"/>
-          <w:szCs w:val="18"/>
-        </w:rPr>
-        <w:t>🧠</w:t>
-      </w:r>
-      <w:r>
-        <w:rPr>
-          <w:sz w:val="18"/>
-          <w:szCs w:val="18"/>
-        </w:rPr>
-        <w:t xml:space="preserve"> Step 5: Extract Text</w:t>
-      </w:r>
-      <w:r>
-        <w:rPr>
-          <w:sz w:val="18"/>
-          <w:szCs w:val="18"/>
-        </w:rPr>
-        <w:br/>
-        <w:t xml:space="preserve">   (PDF / DOC / TXT)</w:t>
-      </w:r>
-      <w:r>
-        <w:rPr>
-          <w:sz w:val="18"/>
-          <w:szCs w:val="18"/>
-        </w:rPr>
-        <w:br/>
-      </w:r>
-      <w:r>
-        <w:rPr>
-          <w:sz w:val="18"/>
-          <w:szCs w:val="18"/>
-        </w:rPr>
-        <w:br/>
-        <w:t xml:space="preserve">               │</w:t>
-      </w:r>
-      <w:r>
-        <w:rPr>
-          <w:sz w:val="18"/>
-          <w:szCs w:val="18"/>
-        </w:rPr>
-        <w:br/>
-        <w:t xml:space="preserve">   </w:t>
-      </w:r>
-      <w:r>
-        <w:rPr>
-          <w:rFonts w:ascii="Segoe UI Emoji" w:hAnsi="Segoe UI Emoji" w:cs="Segoe UI Emoji"/>
-          <w:sz w:val="18"/>
-          <w:szCs w:val="18"/>
-        </w:rPr>
-        <w:t>✂️</w:t>
-      </w:r>
-      <w:r>
-        <w:rPr>
-          <w:sz w:val="18"/>
-          <w:szCs w:val="18"/>
-        </w:rPr>
-        <w:t xml:space="preserve"> Step 6: Chunking</w:t>
-      </w:r>
-      <w:r>
-        <w:rPr>
-          <w:sz w:val="18"/>
-          <w:szCs w:val="18"/>
-        </w:rPr>
-        <w:br/>
-        <w:t xml:space="preserve">   (Split into small parts)</w:t>
-      </w:r>
-      <w:r>
-        <w:rPr>
-          <w:sz w:val="18"/>
-          <w:szCs w:val="18"/>
-        </w:rPr>
-        <w:br/>
-      </w:r>
-      <w:r>
-        <w:rPr>
-          <w:sz w:val="18"/>
-          <w:szCs w:val="18"/>
-        </w:rPr>
-        <w:br/>
-        <w:t xml:space="preserve">               │</w:t>
-      </w:r>
-      <w:r>
-        <w:rPr>
-          <w:sz w:val="18"/>
-          <w:szCs w:val="18"/>
-        </w:rPr>
-        <w:br/>
-        <w:t xml:space="preserve">   </w:t>
-      </w:r>
-      <w:r>
-        <w:rPr>
-          <w:rFonts w:ascii="Segoe UI Emoji" w:hAnsi="Segoe UI Emoji" w:cs="Segoe UI Emoji"/>
-          <w:sz w:val="18"/>
-          <w:szCs w:val="18"/>
-        </w:rPr>
-        <w:t>🤖</w:t>
-      </w:r>
-      <w:r>
-        <w:rPr>
-          <w:sz w:val="18"/>
-          <w:szCs w:val="18"/>
-        </w:rPr>
-        <w:t xml:space="preserve"> Step 7: Send to Python</w:t>
-      </w:r>
-      <w:r>
-        <w:rPr>
-          <w:sz w:val="18"/>
-          <w:szCs w:val="18"/>
-        </w:rPr>
-        <w:br/>
-        <w:t xml:space="preserve">   (Embedding API)</w:t>
-      </w:r>
-      <w:r>
-        <w:rPr>
-          <w:sz w:val="18"/>
-          <w:szCs w:val="18"/>
-        </w:rPr>
-        <w:br/>
-      </w:r>
-      <w:r>
-        <w:rPr>
-          <w:sz w:val="18"/>
-          <w:szCs w:val="18"/>
-        </w:rPr>
-        <w:br/>
-        <w:t xml:space="preserve">               │</w:t>
-      </w:r>
-      <w:r>
-        <w:rPr>
-          <w:sz w:val="18"/>
-          <w:szCs w:val="18"/>
-        </w:rPr>
-        <w:br/>
-      </w:r>
-      <w:r>
-        <w:rPr>
-          <w:sz w:val="18"/>
-          <w:szCs w:val="18"/>
-        </w:rPr>
-        <w:lastRenderedPageBreak/>
-        <w:t xml:space="preserve">   </w:t>
-      </w:r>
-      <w:r>
-        <w:rPr>
-          <w:rFonts w:ascii="Segoe UI Emoji" w:hAnsi="Segoe UI Emoji" w:cs="Segoe UI Emoji"/>
-          <w:sz w:val="18"/>
-          <w:szCs w:val="18"/>
-        </w:rPr>
-        <w:t>🔢</w:t>
-      </w:r>
-      <w:r>
-        <w:rPr>
-          <w:sz w:val="18"/>
-          <w:szCs w:val="18"/>
-        </w:rPr>
-        <w:t xml:space="preserve"> Step 8: Generate Vectors</w:t>
-      </w:r>
-      <w:r>
-        <w:rPr>
-          <w:sz w:val="18"/>
-          <w:szCs w:val="18"/>
-        </w:rPr>
-        <w:br/>
-      </w:r>
-      <w:r>
-        <w:rPr>
-          <w:sz w:val="18"/>
-          <w:szCs w:val="18"/>
-        </w:rPr>
-        <w:br/>
-        <w:t xml:space="preserve">               │</w:t>
-      </w:r>
-      <w:r>
-        <w:rPr>
-          <w:sz w:val="18"/>
-          <w:szCs w:val="18"/>
-        </w:rPr>
-        <w:br/>
-        <w:t xml:space="preserve">   </w:t>
-      </w:r>
-      <w:r>
-        <w:rPr>
-          <w:rFonts w:ascii="Segoe UI Emoji" w:hAnsi="Segoe UI Emoji" w:cs="Segoe UI Emoji"/>
-          <w:sz w:val="18"/>
-          <w:szCs w:val="18"/>
-        </w:rPr>
-        <w:t>💾</w:t>
-      </w:r>
-      <w:r>
-        <w:rPr>
-          <w:sz w:val="18"/>
-          <w:szCs w:val="18"/>
-        </w:rPr>
-        <w:t xml:space="preserve"> Step 9: Store in Vector DB</w:t>
-      </w:r>
-    </w:p>
-    <w:p>
-      <w:pPr>
-        <w:rPr>
-          <w:sz w:val="18"/>
-          <w:szCs w:val="18"/>
-        </w:rPr>
-      </w:pPr>
-    </w:p>
-    <w:p>
-      <w:pPr>
-        <w:rPr>
-          <w:sz w:val="18"/>
-          <w:szCs w:val="18"/>
-        </w:rPr>
-      </w:pPr>
-    </w:p>
-    <w:p>
-      <w:pPr>
-        <w:rPr>
-          <w:b/>
-          <w:bCs/>
-          <w:sz w:val="18"/>
-          <w:szCs w:val="18"/>
-        </w:rPr>
-      </w:pPr>
-      <w:r>
-        <w:rPr>
-          <w:b/>
-          <w:bCs/>
-          <w:sz w:val="18"/>
-          <w:szCs w:val="18"/>
-        </w:rPr>
-        <w:t xml:space="preserve">Chat With Your Documents (Query </w:t>
-      </w:r>
-      <w:proofErr w:type="spellStart"/>
-      <w:r>
-        <w:rPr>
-          <w:b/>
-          <w:bCs/>
-          <w:sz w:val="18"/>
-          <w:szCs w:val="18"/>
-        </w:rPr>
-        <w:t>Syste</w:t>
-      </w:r>
-      <w:proofErr w:type="spellEnd"/>
-      <w:r>
-        <w:rPr>
-          <w:b/>
-          <w:bCs/>
-          <w:sz w:val="18"/>
-          <w:szCs w:val="18"/>
-        </w:rPr>
-        <w:t>:</w:t>
-      </w:r>
-      <w:r>
-        <w:t xml:space="preserve"> </w:t>
-      </w:r>
-      <w:r>
-        <w:rPr>
-          <w:b/>
-          <w:bCs/>
-          <w:sz w:val="18"/>
-          <w:szCs w:val="18"/>
-        </w:rPr>
-        <w:t>POST /embed → Convert question to vector</w:t>
-      </w:r>
-      <w:r>
-        <w:rPr>
-          <w:b/>
-          <w:bCs/>
-          <w:sz w:val="18"/>
-          <w:szCs w:val="18"/>
-        </w:rPr>
-        <w:br/>
-        <w:t>POST /generate → Generate final answer</w:t>
-      </w:r>
-    </w:p>
-    <w:p>
-      <w:pPr>
-        <w:rPr>
-          <w:sz w:val="18"/>
-          <w:szCs w:val="18"/>
-        </w:rPr>
-      </w:pPr>
-      <w:r>
-        <w:rPr>
-          <w:sz w:val="18"/>
-          <w:szCs w:val="18"/>
-        </w:rPr>
-        <w:t>User Question</w:t>
-      </w:r>
-    </w:p>
-    <w:p>
-      <w:pPr>
-        <w:rPr>
-          <w:sz w:val="18"/>
-          <w:szCs w:val="18"/>
-        </w:rPr>
-      </w:pPr>
-      <w:r>
-        <w:rPr>
-          <w:sz w:val="18"/>
-          <w:szCs w:val="18"/>
-        </w:rPr>
-        <w:t xml:space="preserve">     ↓</w:t>
-      </w:r>
-    </w:p>
-    <w:p>
-      <w:pPr>
-        <w:rPr>
-          <w:sz w:val="18"/>
-          <w:szCs w:val="18"/>
-        </w:rPr>
-      </w:pPr>
-      <w:r>
-        <w:rPr>
-          <w:sz w:val="18"/>
-          <w:szCs w:val="18"/>
-        </w:rPr>
-        <w:t>C# API (</w:t>
-      </w:r>
-      <w:proofErr w:type="spellStart"/>
-      <w:r>
-        <w:rPr>
-          <w:sz w:val="18"/>
-          <w:szCs w:val="18"/>
-        </w:rPr>
-        <w:t>QueryController</w:t>
-      </w:r>
-      <w:proofErr w:type="spellEnd"/>
-      <w:r>
-        <w:rPr>
-          <w:sz w:val="18"/>
-          <w:szCs w:val="18"/>
-        </w:rPr>
-        <w:t>)</w:t>
-      </w:r>
-    </w:p>
-    <w:p>
-      <w:pPr>
-        <w:rPr>
-          <w:sz w:val="18"/>
-          <w:szCs w:val="18"/>
-        </w:rPr>
-      </w:pPr>
-      <w:r>
-        <w:rPr>
-          <w:sz w:val="18"/>
-          <w:szCs w:val="18"/>
-        </w:rPr>
-        <w:t xml:space="preserve">     ↓</w:t>
-      </w:r>
-    </w:p>
-    <w:p>
-      <w:pPr>
-        <w:rPr>
-          <w:sz w:val="18"/>
-          <w:szCs w:val="18"/>
-        </w:rPr>
-      </w:pPr>
-      <w:r>
-        <w:rPr>
-          <w:sz w:val="18"/>
-          <w:szCs w:val="18"/>
-        </w:rPr>
-        <w:t>Convert Question → Embedding</w:t>
-      </w:r>
-    </w:p>
-    <w:p>
-      <w:pPr>
-        <w:rPr>
-          <w:sz w:val="18"/>
-          <w:szCs w:val="18"/>
-        </w:rPr>
-      </w:pPr>
-      <w:r>
-        <w:rPr>
-          <w:sz w:val="18"/>
-          <w:szCs w:val="18"/>
-        </w:rPr>
-        <w:t xml:space="preserve">     ↓</w:t>
-      </w:r>
-    </w:p>
-    <w:p>
-      <w:pPr>
-        <w:rPr>
-          <w:sz w:val="18"/>
-          <w:szCs w:val="18"/>
-        </w:rPr>
-      </w:pPr>
-      <w:r>
-        <w:rPr>
-          <w:sz w:val="18"/>
-          <w:szCs w:val="18"/>
-        </w:rPr>
-        <w:t>Search in Vector DB (Similarity)</w:t>
-      </w:r>
-    </w:p>
-    <w:p>
-      <w:pPr>
-        <w:rPr>
-          <w:sz w:val="18"/>
-          <w:szCs w:val="18"/>
-        </w:rPr>
-      </w:pPr>
-      <w:r>
-        <w:rPr>
-          <w:sz w:val="18"/>
-          <w:szCs w:val="18"/>
-        </w:rPr>
-        <w:t xml:space="preserve">     ↓</w:t>
-      </w:r>
-    </w:p>
-    <w:p>
-      <w:pPr>
-        <w:rPr>
-          <w:sz w:val="18"/>
-          <w:szCs w:val="18"/>
-        </w:rPr>
-      </w:pPr>
-      <w:r>
-        <w:rPr>
-          <w:sz w:val="18"/>
-          <w:szCs w:val="18"/>
-        </w:rPr>
-        <w:t>Top Relevant Chunks Retrieved</w:t>
-      </w:r>
-    </w:p>
-    <w:p>
-      <w:pPr>
-        <w:rPr>
-          <w:sz w:val="18"/>
-          <w:szCs w:val="18"/>
-        </w:rPr>
-      </w:pPr>
-      <w:r>
-        <w:rPr>
-          <w:sz w:val="18"/>
-          <w:szCs w:val="18"/>
-        </w:rPr>
-        <w:t xml:space="preserve">     ↓</w:t>
-      </w:r>
-    </w:p>
-    <w:p>
-      <w:pPr>
-        <w:rPr>
-          <w:sz w:val="18"/>
-          <w:szCs w:val="18"/>
-        </w:rPr>
-      </w:pPr>
-      <w:r>
-        <w:rPr>
-          <w:sz w:val="18"/>
-          <w:szCs w:val="18"/>
-        </w:rPr>
-        <w:t>Send to Python AI (LLM)</w:t>
-      </w:r>
-    </w:p>
-    <w:p>
-      <w:pPr>
-        <w:rPr>
-          <w:sz w:val="18"/>
-          <w:szCs w:val="18"/>
-        </w:rPr>
-      </w:pPr>
-      <w:r>
-        <w:rPr>
-          <w:sz w:val="18"/>
-          <w:szCs w:val="18"/>
-        </w:rPr>
-        <w:t xml:space="preserve">     ↓</w:t>
-      </w:r>
-    </w:p>
-    <w:p>
-      <w:pPr>
-        <w:rPr>
-          <w:sz w:val="18"/>
-          <w:szCs w:val="18"/>
-        </w:rPr>
-      </w:pPr>
-      <w:r>
-        <w:rPr>
-          <w:sz w:val="18"/>
-          <w:szCs w:val="18"/>
-        </w:rPr>
-        <w:t>Generate Answer</w:t>
-      </w:r>
-    </w:p>
-    <w:p>
-      <w:pPr>
-        <w:rPr>
-          <w:sz w:val="18"/>
-          <w:szCs w:val="18"/>
-        </w:rPr>
-      </w:pPr>
-      <w:r>
-        <w:rPr>
-          <w:sz w:val="18"/>
-          <w:szCs w:val="18"/>
-        </w:rPr>
-        <w:t xml:space="preserve">     ↓</w:t>
-      </w:r>
-    </w:p>
-    <w:p>
-      <w:pPr>
-        <w:rPr>
-          <w:sz w:val="18"/>
-          <w:szCs w:val="18"/>
-        </w:rPr>
-      </w:pPr>
-      <w:r>
-        <w:rPr>
-          <w:sz w:val="18"/>
-          <w:szCs w:val="18"/>
-        </w:rPr>
-        <w:t>Return Response to User</w:t>
-      </w:r>
-    </w:p>
-    <w:p>
-      <w:pPr>
-        <w:rPr>
-          <w:sz w:val="18"/>
-          <w:szCs w:val="18"/>
-        </w:rPr>
-      </w:pPr>
-    </w:p>
-    <w:p>
-      <w:pPr>
-        <w:rPr>
-          <w:sz w:val="18"/>
-          <w:szCs w:val="18"/>
-        </w:rPr>
-      </w:pPr>
     </w:p>
     <w:p>
       <w:pPr>
@@ -3236,123 +1190,6 @@
           <w:sz w:val="18"/>
           <w:szCs w:val="18"/>
         </w:rPr>
-        <w:lastRenderedPageBreak/>
-        <w:drawing>
-          <wp:inline distT="0" distB="0" distL="0" distR="0" wp14:anchorId="3BDBEAA5" wp14:editId="2326BA2B">
-            <wp:extent cx="5731510" cy="3020060"/>
-            <wp:effectExtent l="0" t="0" r="2540" b="8890"/>
-            <wp:docPr id="1110726499" name="Picture 1"/>
-            <wp:cNvGraphicFramePr>
-              <a:graphicFrameLocks xmlns:a="http://schemas.openxmlformats.org/drawingml/2006/main" noChangeAspect="1"/>
-            </wp:cNvGraphicFramePr>
-            <a:graphic xmlns:a="http://schemas.openxmlformats.org/drawingml/2006/main">
-              <a:graphicData uri="http://schemas.openxmlformats.org/drawingml/2006/picture">
-                <pic:pic xmlns:pic="http://schemas.openxmlformats.org/drawingml/2006/picture">
-                  <pic:nvPicPr>
-                    <pic:cNvPr id="1110726499" name=""/>
-                    <pic:cNvPicPr/>
-                  </pic:nvPicPr>
-                  <pic:blipFill>
-                    <a:blip r:embed="rId6"/>
-                    <a:stretch>
-                      <a:fillRect/>
-                    </a:stretch>
-                  </pic:blipFill>
-                  <pic:spPr>
-                    <a:xfrm>
-                      <a:off x="0" y="0"/>
-                      <a:ext cx="5731510" cy="3020060"/>
-                    </a:xfrm>
-                    <a:prstGeom prst="rect">
-                      <a:avLst/>
-                    </a:prstGeom>
-                  </pic:spPr>
-                </pic:pic>
-              </a:graphicData>
-            </a:graphic>
-          </wp:inline>
-        </w:drawing>
-      </w:r>
-    </w:p>
-    <w:p>
-      <w:pPr>
-        <w:rPr>
-          <w:sz w:val="18"/>
-          <w:szCs w:val="18"/>
-        </w:rPr>
-      </w:pPr>
-      <w:r>
-        <w:rPr>
-          <w:noProof/>
-          <w:sz w:val="18"/>
-          <w:szCs w:val="18"/>
-        </w:rPr>
-        <w:drawing>
-          <wp:inline distT="0" distB="0" distL="0" distR="0" wp14:anchorId="688394EA" wp14:editId="7CDF5741">
-            <wp:extent cx="5731510" cy="3582035"/>
-            <wp:effectExtent l="0" t="0" r="2540" b="0"/>
-            <wp:docPr id="337600457" name="Picture 1"/>
-            <wp:cNvGraphicFramePr>
-              <a:graphicFrameLocks xmlns:a="http://schemas.openxmlformats.org/drawingml/2006/main" noChangeAspect="1"/>
-            </wp:cNvGraphicFramePr>
-            <a:graphic xmlns:a="http://schemas.openxmlformats.org/drawingml/2006/main">
-              <a:graphicData uri="http://schemas.openxmlformats.org/drawingml/2006/picture">
-                <pic:pic xmlns:pic="http://schemas.openxmlformats.org/drawingml/2006/picture">
-                  <pic:nvPicPr>
-                    <pic:cNvPr id="337600457" name=""/>
-                    <pic:cNvPicPr/>
-                  </pic:nvPicPr>
-                  <pic:blipFill>
-                    <a:blip r:embed="rId7"/>
-                    <a:stretch>
-                      <a:fillRect/>
-                    </a:stretch>
-                  </pic:blipFill>
-                  <pic:spPr>
-                    <a:xfrm>
-                      <a:off x="0" y="0"/>
-                      <a:ext cx="5731510" cy="3582035"/>
-                    </a:xfrm>
-                    <a:prstGeom prst="rect">
-                      <a:avLst/>
-                    </a:prstGeom>
-                  </pic:spPr>
-                </pic:pic>
-              </a:graphicData>
-            </a:graphic>
-          </wp:inline>
-        </w:drawing>
-      </w:r>
-    </w:p>
-    <w:p>
-      <w:pPr>
-        <w:rPr>
-          <w:sz w:val="18"/>
-          <w:szCs w:val="18"/>
-        </w:rPr>
-      </w:pPr>
-      <w:r>
-        <w:rPr>
-          <w:sz w:val="18"/>
-          <w:szCs w:val="18"/>
-        </w:rPr>
-        <w:br w:type="page"/>
-      </w:r>
-    </w:p>
-    <w:p>
-      <w:pPr>
-        <w:rPr>
-          <w:sz w:val="18"/>
-          <w:szCs w:val="18"/>
-        </w:rPr>
-      </w:pPr>
-      <w:r>
-        <w:rPr>
-          <w:noProof/>
-          <w:sz w:val="18"/>
-          <w:szCs w:val="18"/>
-        </w:rPr>
-        <w:lastRenderedPageBreak/>
         <w:drawing>
           <wp:inline distT="0" distB="0" distL="0" distR="0" wp14:anchorId="7D7A8DA7" wp14:editId="56808DFB">
             <wp:extent cx="5731510" cy="3459480"/>
@@ -3369,7 +1206,7 @@
                     <pic:cNvPicPr/>
                   </pic:nvPicPr>
                   <pic:blipFill>
-                    <a:blip r:embed="rId8"/>
+                    <a:blip r:embed="rId27"/>
                     <a:stretch>
                       <a:fillRect/>
                     </a:stretch>
@@ -5787,6 +3624,155 @@
     </w:lvl>
   </w:abstractNum>
   <w:abstractNum w:abstractNumId="16" w15:restartNumberingAfterBreak="0">
+    <w:nsid w:val="35B75980"/>
+    <w:multiLevelType w:val="multilevel"/>
+    <w:tmpl w:val="B8040762"/>
+    <w:lvl w:ilvl="0">
+      <w:start w:val="1"/>
+      <w:numFmt w:val="bullet"/>
+      <w:lvlText w:val=""/>
+      <w:lvlJc w:val="left"/>
+      <w:pPr>
+        <w:tabs>
+          <w:tab w:val="num" w:pos="720"/>
+        </w:tabs>
+        <w:ind w:left="720" w:hanging="360"/>
+      </w:pPr>
+      <w:rPr>
+        <w:rFonts w:ascii="Symbol" w:hAnsi="Symbol" w:hint="default"/>
+        <w:sz w:val="20"/>
+      </w:rPr>
+    </w:lvl>
+    <w:lvl w:ilvl="1" w:tentative="1">
+      <w:start w:val="1"/>
+      <w:numFmt w:val="bullet"/>
+      <w:lvlText w:val="o"/>
+      <w:lvlJc w:val="left"/>
+      <w:pPr>
+        <w:tabs>
+          <w:tab w:val="num" w:pos="1440"/>
+        </w:tabs>
+        <w:ind w:left="1440" w:hanging="360"/>
+      </w:pPr>
+      <w:rPr>
+        <w:rFonts w:ascii="Courier New" w:hAnsi="Courier New" w:hint="default"/>
+        <w:sz w:val="20"/>
+      </w:rPr>
+    </w:lvl>
+    <w:lvl w:ilvl="2" w:tentative="1">
+      <w:start w:val="1"/>
+      <w:numFmt w:val="bullet"/>
+      <w:lvlText w:val=""/>
+      <w:lvlJc w:val="left"/>
+      <w:pPr>
+        <w:tabs>
+          <w:tab w:val="num" w:pos="2160"/>
+        </w:tabs>
+        <w:ind w:left="2160" w:hanging="360"/>
+      </w:pPr>
+      <w:rPr>
+        <w:rFonts w:ascii="Wingdings" w:hAnsi="Wingdings" w:hint="default"/>
+        <w:sz w:val="20"/>
+      </w:rPr>
+    </w:lvl>
+    <w:lvl w:ilvl="3" w:tentative="1">
+      <w:start w:val="1"/>
+      <w:numFmt w:val="bullet"/>
+      <w:lvlText w:val=""/>
+      <w:lvlJc w:val="left"/>
+      <w:pPr>
+        <w:tabs>
+          <w:tab w:val="num" w:pos="2880"/>
+        </w:tabs>
+        <w:ind w:left="2880" w:hanging="360"/>
+      </w:pPr>
+      <w:rPr>
+        <w:rFonts w:ascii="Wingdings" w:hAnsi="Wingdings" w:hint="default"/>
+        <w:sz w:val="20"/>
+      </w:rPr>
+    </w:lvl>
+    <w:lvl w:ilvl="4" w:tentative="1">
+      <w:start w:val="1"/>
+      <w:numFmt w:val="bullet"/>
+      <w:lvlText w:val=""/>
+      <w:lvlJc w:val="left"/>
+      <w:pPr>
+        <w:tabs>
+          <w:tab w:val="num" w:pos="3600"/>
+        </w:tabs>
+        <w:ind w:left="3600" w:hanging="360"/>
+      </w:pPr>
+      <w:rPr>
+        <w:rFonts w:ascii="Wingdings" w:hAnsi="Wingdings" w:hint="default"/>
+        <w:sz w:val="20"/>
+      </w:rPr>
+    </w:lvl>
+    <w:lvl w:ilvl="5" w:tentative="1">
+      <w:start w:val="1"/>
+      <w:numFmt w:val="bullet"/>
+      <w:lvlText w:val=""/>
+      <w:lvlJc w:val="left"/>
+      <w:pPr>
+        <w:tabs>
+          <w:tab w:val="num" w:pos="4320"/>
+        </w:tabs>
+        <w:ind w:left="4320" w:hanging="360"/>
+      </w:pPr>
+      <w:rPr>
+        <w:rFonts w:ascii="Wingdings" w:hAnsi="Wingdings" w:hint="default"/>
+        <w:sz w:val="20"/>
+      </w:rPr>
+    </w:lvl>
+    <w:lvl w:ilvl="6" w:tentative="1">
+      <w:start w:val="1"/>
+      <w:numFmt w:val="bullet"/>
+      <w:lvlText w:val=""/>
+      <w:lvlJc w:val="left"/>
+      <w:pPr>
+        <w:tabs>
+          <w:tab w:val="num" w:pos="5040"/>
+        </w:tabs>
+        <w:ind w:left="5040" w:hanging="360"/>
+      </w:pPr>
+      <w:rPr>
+        <w:rFonts w:ascii="Wingdings" w:hAnsi="Wingdings" w:hint="default"/>
+        <w:sz w:val="20"/>
+      </w:rPr>
+    </w:lvl>
+    <w:lvl w:ilvl="7" w:tentative="1">
+      <w:start w:val="1"/>
+      <w:numFmt w:val="bullet"/>
+      <w:lvlText w:val=""/>
+      <w:lvlJc w:val="left"/>
+      <w:pPr>
+        <w:tabs>
+          <w:tab w:val="num" w:pos="5760"/>
+        </w:tabs>
+        <w:ind w:left="5760" w:hanging="360"/>
+      </w:pPr>
+      <w:rPr>
+        <w:rFonts w:ascii="Wingdings" w:hAnsi="Wingdings" w:hint="default"/>
+        <w:sz w:val="20"/>
+      </w:rPr>
+    </w:lvl>
+    <w:lvl w:ilvl="8" w:tentative="1">
+      <w:start w:val="1"/>
+      <w:numFmt w:val="bullet"/>
+      <w:lvlText w:val=""/>
+      <w:lvlJc w:val="left"/>
+      <w:pPr>
+        <w:tabs>
+          <w:tab w:val="num" w:pos="6480"/>
+        </w:tabs>
+        <w:ind w:left="6480" w:hanging="360"/>
+      </w:pPr>
+      <w:rPr>
+        <w:rFonts w:ascii="Wingdings" w:hAnsi="Wingdings" w:hint="default"/>
+        <w:sz w:val="20"/>
+      </w:rPr>
+    </w:lvl>
+  </w:abstractNum>
+  <w:abstractNum w:abstractNumId="17" w15:restartNumberingAfterBreak="0">
     <w:nsid w:val="3D065F93"/>
     <w:multiLevelType w:val="multilevel"/>
     <w:tmpl w:val="BFE8AD12"/>
@@ -5935,7 +3921,7 @@
       </w:rPr>
     </w:lvl>
   </w:abstractNum>
-  <w:abstractNum w:abstractNumId="17" w15:restartNumberingAfterBreak="0">
+  <w:abstractNum w:abstractNumId="18" w15:restartNumberingAfterBreak="0">
     <w:nsid w:val="40B82503"/>
     <w:multiLevelType w:val="multilevel"/>
     <w:tmpl w:val="5E58AB5C"/>
@@ -6084,7 +4070,156 @@
       </w:rPr>
     </w:lvl>
   </w:abstractNum>
-  <w:abstractNum w:abstractNumId="18" w15:restartNumberingAfterBreak="0">
+  <w:abstractNum w:abstractNumId="19" w15:restartNumberingAfterBreak="0">
+    <w:nsid w:val="42E34E0D"/>
+    <w:multiLevelType w:val="multilevel"/>
+    <w:tmpl w:val="400A18BA"/>
+    <w:lvl w:ilvl="0">
+      <w:start w:val="1"/>
+      <w:numFmt w:val="bullet"/>
+      <w:lvlText w:val=""/>
+      <w:lvlJc w:val="left"/>
+      <w:pPr>
+        <w:tabs>
+          <w:tab w:val="num" w:pos="720"/>
+        </w:tabs>
+        <w:ind w:left="720" w:hanging="360"/>
+      </w:pPr>
+      <w:rPr>
+        <w:rFonts w:ascii="Symbol" w:hAnsi="Symbol" w:hint="default"/>
+        <w:sz w:val="20"/>
+      </w:rPr>
+    </w:lvl>
+    <w:lvl w:ilvl="1" w:tentative="1">
+      <w:start w:val="1"/>
+      <w:numFmt w:val="bullet"/>
+      <w:lvlText w:val="o"/>
+      <w:lvlJc w:val="left"/>
+      <w:pPr>
+        <w:tabs>
+          <w:tab w:val="num" w:pos="1440"/>
+        </w:tabs>
+        <w:ind w:left="1440" w:hanging="360"/>
+      </w:pPr>
+      <w:rPr>
+        <w:rFonts w:ascii="Courier New" w:hAnsi="Courier New" w:hint="default"/>
+        <w:sz w:val="20"/>
+      </w:rPr>
+    </w:lvl>
+    <w:lvl w:ilvl="2" w:tentative="1">
+      <w:start w:val="1"/>
+      <w:numFmt w:val="bullet"/>
+      <w:lvlText w:val=""/>
+      <w:lvlJc w:val="left"/>
+      <w:pPr>
+        <w:tabs>
+          <w:tab w:val="num" w:pos="2160"/>
+        </w:tabs>
+        <w:ind w:left="2160" w:hanging="360"/>
+      </w:pPr>
+      <w:rPr>
+        <w:rFonts w:ascii="Wingdings" w:hAnsi="Wingdings" w:hint="default"/>
+        <w:sz w:val="20"/>
+      </w:rPr>
+    </w:lvl>
+    <w:lvl w:ilvl="3" w:tentative="1">
+      <w:start w:val="1"/>
+      <w:numFmt w:val="bullet"/>
+      <w:lvlText w:val=""/>
+      <w:lvlJc w:val="left"/>
+      <w:pPr>
+        <w:tabs>
+          <w:tab w:val="num" w:pos="2880"/>
+        </w:tabs>
+        <w:ind w:left="2880" w:hanging="360"/>
+      </w:pPr>
+      <w:rPr>
+        <w:rFonts w:ascii="Wingdings" w:hAnsi="Wingdings" w:hint="default"/>
+        <w:sz w:val="20"/>
+      </w:rPr>
+    </w:lvl>
+    <w:lvl w:ilvl="4" w:tentative="1">
+      <w:start w:val="1"/>
+      <w:numFmt w:val="bullet"/>
+      <w:lvlText w:val=""/>
+      <w:lvlJc w:val="left"/>
+      <w:pPr>
+        <w:tabs>
+          <w:tab w:val="num" w:pos="3600"/>
+        </w:tabs>
+        <w:ind w:left="3600" w:hanging="360"/>
+      </w:pPr>
+      <w:rPr>
+        <w:rFonts w:ascii="Wingdings" w:hAnsi="Wingdings" w:hint="default"/>
+        <w:sz w:val="20"/>
+      </w:rPr>
+    </w:lvl>
+    <w:lvl w:ilvl="5" w:tentative="1">
+      <w:start w:val="1"/>
+      <w:numFmt w:val="bullet"/>
+      <w:lvlText w:val=""/>
+      <w:lvlJc w:val="left"/>
+      <w:pPr>
+        <w:tabs>
+          <w:tab w:val="num" w:pos="4320"/>
+        </w:tabs>
+        <w:ind w:left="4320" w:hanging="360"/>
+      </w:pPr>
+      <w:rPr>
+        <w:rFonts w:ascii="Wingdings" w:hAnsi="Wingdings" w:hint="default"/>
+        <w:sz w:val="20"/>
+      </w:rPr>
+    </w:lvl>
+    <w:lvl w:ilvl="6" w:tentative="1">
+      <w:start w:val="1"/>
+      <w:numFmt w:val="bullet"/>
+      <w:lvlText w:val=""/>
+      <w:lvlJc w:val="left"/>
+      <w:pPr>
+        <w:tabs>
+          <w:tab w:val="num" w:pos="5040"/>
+        </w:tabs>
+        <w:ind w:left="5040" w:hanging="360"/>
+      </w:pPr>
+      <w:rPr>
+        <w:rFonts w:ascii="Wingdings" w:hAnsi="Wingdings" w:hint="default"/>
+        <w:sz w:val="20"/>
+      </w:rPr>
+    </w:lvl>
+    <w:lvl w:ilvl="7" w:tentative="1">
+      <w:start w:val="1"/>
+      <w:numFmt w:val="bullet"/>
+      <w:lvlText w:val=""/>
+      <w:lvlJc w:val="left"/>
+      <w:pPr>
+        <w:tabs>
+          <w:tab w:val="num" w:pos="5760"/>
+        </w:tabs>
+        <w:ind w:left="5760" w:hanging="360"/>
+      </w:pPr>
+      <w:rPr>
+        <w:rFonts w:ascii="Wingdings" w:hAnsi="Wingdings" w:hint="default"/>
+        <w:sz w:val="20"/>
+      </w:rPr>
+    </w:lvl>
+    <w:lvl w:ilvl="8" w:tentative="1">
+      <w:start w:val="1"/>
+      <w:numFmt w:val="bullet"/>
+      <w:lvlText w:val=""/>
+      <w:lvlJc w:val="left"/>
+      <w:pPr>
+        <w:tabs>
+          <w:tab w:val="num" w:pos="6480"/>
+        </w:tabs>
+        <w:ind w:left="6480" w:hanging="360"/>
+      </w:pPr>
+      <w:rPr>
+        <w:rFonts w:ascii="Wingdings" w:hAnsi="Wingdings" w:hint="default"/>
+        <w:sz w:val="20"/>
+      </w:rPr>
+    </w:lvl>
+  </w:abstractNum>
+  <w:abstractNum w:abstractNumId="20" w15:restartNumberingAfterBreak="0">
     <w:nsid w:val="43847182"/>
     <w:multiLevelType w:val="multilevel"/>
     <w:tmpl w:val="BF0E2416"/>
@@ -6233,7 +4368,7 @@
       </w:rPr>
     </w:lvl>
   </w:abstractNum>
-  <w:abstractNum w:abstractNumId="19" w15:restartNumberingAfterBreak="0">
+  <w:abstractNum w:abstractNumId="21" w15:restartNumberingAfterBreak="0">
     <w:nsid w:val="43DD3702"/>
     <w:multiLevelType w:val="multilevel"/>
     <w:tmpl w:val="3148FA32"/>
@@ -6382,7 +4517,7 @@
       </w:rPr>
     </w:lvl>
   </w:abstractNum>
-  <w:abstractNum w:abstractNumId="20" w15:restartNumberingAfterBreak="0">
+  <w:abstractNum w:abstractNumId="22" w15:restartNumberingAfterBreak="0">
     <w:nsid w:val="45F800EC"/>
     <w:multiLevelType w:val="multilevel"/>
     <w:tmpl w:val="367227F0"/>
@@ -6531,7 +4666,7 @@
       </w:rPr>
     </w:lvl>
   </w:abstractNum>
-  <w:abstractNum w:abstractNumId="21" w15:restartNumberingAfterBreak="0">
+  <w:abstractNum w:abstractNumId="23" w15:restartNumberingAfterBreak="0">
     <w:nsid w:val="46643123"/>
     <w:multiLevelType w:val="multilevel"/>
     <w:tmpl w:val="6DFCFBFA"/>
@@ -6680,7 +4815,7 @@
       </w:rPr>
     </w:lvl>
   </w:abstractNum>
-  <w:abstractNum w:abstractNumId="22" w15:restartNumberingAfterBreak="0">
+  <w:abstractNum w:abstractNumId="24" w15:restartNumberingAfterBreak="0">
     <w:nsid w:val="47AD05B9"/>
     <w:multiLevelType w:val="multilevel"/>
     <w:tmpl w:val="513613E0"/>
@@ -6829,7 +4964,7 @@
       </w:rPr>
     </w:lvl>
   </w:abstractNum>
-  <w:abstractNum w:abstractNumId="23" w15:restartNumberingAfterBreak="0">
+  <w:abstractNum w:abstractNumId="25" w15:restartNumberingAfterBreak="0">
     <w:nsid w:val="51DC34F7"/>
     <w:multiLevelType w:val="multilevel"/>
     <w:tmpl w:val="3AF89D12"/>
@@ -6978,7 +5113,7 @@
       </w:rPr>
     </w:lvl>
   </w:abstractNum>
-  <w:abstractNum w:abstractNumId="24" w15:restartNumberingAfterBreak="0">
+  <w:abstractNum w:abstractNumId="26" w15:restartNumberingAfterBreak="0">
     <w:nsid w:val="52246B56"/>
     <w:multiLevelType w:val="multilevel"/>
     <w:tmpl w:val="435807E2"/>
@@ -7127,7 +5262,7 @@
       </w:rPr>
     </w:lvl>
   </w:abstractNum>
-  <w:abstractNum w:abstractNumId="25" w15:restartNumberingAfterBreak="0">
+  <w:abstractNum w:abstractNumId="27" w15:restartNumberingAfterBreak="0">
     <w:nsid w:val="55045505"/>
     <w:multiLevelType w:val="multilevel"/>
     <w:tmpl w:val="E5D4AEB6"/>
@@ -7276,7 +5411,7 @@
       </w:rPr>
     </w:lvl>
   </w:abstractNum>
-  <w:abstractNum w:abstractNumId="26" w15:restartNumberingAfterBreak="0">
+  <w:abstractNum w:abstractNumId="28" w15:restartNumberingAfterBreak="0">
     <w:nsid w:val="56F41627"/>
     <w:multiLevelType w:val="multilevel"/>
     <w:tmpl w:val="FABCB3F0"/>
@@ -7425,7 +5560,7 @@
       </w:rPr>
     </w:lvl>
   </w:abstractNum>
-  <w:abstractNum w:abstractNumId="27" w15:restartNumberingAfterBreak="0">
+  <w:abstractNum w:abstractNumId="29" w15:restartNumberingAfterBreak="0">
     <w:nsid w:val="5844633C"/>
     <w:multiLevelType w:val="multilevel"/>
     <w:tmpl w:val="9C0ACCB2"/>
@@ -7574,7 +5709,7 @@
       </w:rPr>
     </w:lvl>
   </w:abstractNum>
-  <w:abstractNum w:abstractNumId="28" w15:restartNumberingAfterBreak="0">
+  <w:abstractNum w:abstractNumId="30" w15:restartNumberingAfterBreak="0">
     <w:nsid w:val="5CF1482E"/>
     <w:multiLevelType w:val="multilevel"/>
     <w:tmpl w:val="83A25342"/>
@@ -7723,7 +5858,7 @@
       </w:rPr>
     </w:lvl>
   </w:abstractNum>
-  <w:abstractNum w:abstractNumId="29" w15:restartNumberingAfterBreak="0">
+  <w:abstractNum w:abstractNumId="31" w15:restartNumberingAfterBreak="0">
     <w:nsid w:val="5D862248"/>
     <w:multiLevelType w:val="multilevel"/>
     <w:tmpl w:val="D7F09026"/>
@@ -7872,7 +6007,7 @@
       </w:rPr>
     </w:lvl>
   </w:abstractNum>
-  <w:abstractNum w:abstractNumId="30" w15:restartNumberingAfterBreak="0">
+  <w:abstractNum w:abstractNumId="32" w15:restartNumberingAfterBreak="0">
     <w:nsid w:val="65651AB6"/>
     <w:multiLevelType w:val="multilevel"/>
     <w:tmpl w:val="F286AF30"/>
@@ -8021,7 +6156,7 @@
       </w:rPr>
     </w:lvl>
   </w:abstractNum>
-  <w:abstractNum w:abstractNumId="31" w15:restartNumberingAfterBreak="0">
+  <w:abstractNum w:abstractNumId="33" w15:restartNumberingAfterBreak="0">
     <w:nsid w:val="65E963EF"/>
     <w:multiLevelType w:val="multilevel"/>
     <w:tmpl w:val="38986A9E"/>
@@ -8170,7 +6305,7 @@
       </w:rPr>
     </w:lvl>
   </w:abstractNum>
-  <w:abstractNum w:abstractNumId="32" w15:restartNumberingAfterBreak="0">
+  <w:abstractNum w:abstractNumId="34" w15:restartNumberingAfterBreak="0">
     <w:nsid w:val="66F230C4"/>
     <w:multiLevelType w:val="multilevel"/>
     <w:tmpl w:val="37BA4C84"/>
@@ -8319,7 +6454,7 @@
       </w:rPr>
     </w:lvl>
   </w:abstractNum>
-  <w:abstractNum w:abstractNumId="33" w15:restartNumberingAfterBreak="0">
+  <w:abstractNum w:abstractNumId="35" w15:restartNumberingAfterBreak="0">
     <w:nsid w:val="67283A23"/>
     <w:multiLevelType w:val="multilevel"/>
     <w:tmpl w:val="0408271C"/>
@@ -8468,7 +6603,7 @@
       </w:rPr>
     </w:lvl>
   </w:abstractNum>
-  <w:abstractNum w:abstractNumId="34" w15:restartNumberingAfterBreak="0">
+  <w:abstractNum w:abstractNumId="36" w15:restartNumberingAfterBreak="0">
     <w:nsid w:val="6A046431"/>
     <w:multiLevelType w:val="multilevel"/>
     <w:tmpl w:val="DBEA1840"/>
@@ -8617,7 +6752,7 @@
       </w:rPr>
     </w:lvl>
   </w:abstractNum>
-  <w:abstractNum w:abstractNumId="35" w15:restartNumberingAfterBreak="0">
+  <w:abstractNum w:abstractNumId="37" w15:restartNumberingAfterBreak="0">
     <w:nsid w:val="7198126B"/>
     <w:multiLevelType w:val="multilevel"/>
     <w:tmpl w:val="6A56F77A"/>
@@ -8766,7 +6901,7 @@
       </w:rPr>
     </w:lvl>
   </w:abstractNum>
-  <w:abstractNum w:abstractNumId="36" w15:restartNumberingAfterBreak="0">
+  <w:abstractNum w:abstractNumId="38" w15:restartNumberingAfterBreak="0">
     <w:nsid w:val="72835818"/>
     <w:multiLevelType w:val="multilevel"/>
     <w:tmpl w:val="B19C4C2C"/>
@@ -8916,16 +7051,16 @@
     </w:lvl>
   </w:abstractNum>
   <w:num w:numId="1" w16cid:durableId="1912078701">
-    <w:abstractNumId w:val="33"/>
+    <w:abstractNumId w:val="35"/>
   </w:num>
   <w:num w:numId="2" w16cid:durableId="1186287470">
-    <w:abstractNumId w:val="17"/>
+    <w:abstractNumId w:val="18"/>
   </w:num>
   <w:num w:numId="3" w16cid:durableId="1235360461">
-    <w:abstractNumId w:val="29"/>
+    <w:abstractNumId w:val="31"/>
   </w:num>
   <w:num w:numId="4" w16cid:durableId="1125584437">
-    <w:abstractNumId w:val="27"/>
+    <w:abstractNumId w:val="29"/>
   </w:num>
   <w:num w:numId="5" w16cid:durableId="938180192">
     <w:abstractNumId w:val="9"/>
@@ -8934,46 +7069,46 @@
     <w:abstractNumId w:val="1"/>
   </w:num>
   <w:num w:numId="7" w16cid:durableId="1916234765">
-    <w:abstractNumId w:val="19"/>
+    <w:abstractNumId w:val="21"/>
   </w:num>
   <w:num w:numId="8" w16cid:durableId="1351445429">
     <w:abstractNumId w:val="0"/>
   </w:num>
   <w:num w:numId="9" w16cid:durableId="760758350">
-    <w:abstractNumId w:val="23"/>
+    <w:abstractNumId w:val="25"/>
   </w:num>
   <w:num w:numId="10" w16cid:durableId="526337634">
     <w:abstractNumId w:val="11"/>
   </w:num>
   <w:num w:numId="11" w16cid:durableId="1016732222">
+    <w:abstractNumId w:val="28"/>
+  </w:num>
+  <w:num w:numId="12" w16cid:durableId="1703481460">
+    <w:abstractNumId w:val="38"/>
+  </w:num>
+  <w:num w:numId="13" w16cid:durableId="1742288548">
     <w:abstractNumId w:val="26"/>
   </w:num>
-  <w:num w:numId="12" w16cid:durableId="1703481460">
+  <w:num w:numId="14" w16cid:durableId="1801266076">
     <w:abstractNumId w:val="36"/>
   </w:num>
-  <w:num w:numId="13" w16cid:durableId="1742288548">
+  <w:num w:numId="15" w16cid:durableId="1578905949">
     <w:abstractNumId w:val="24"/>
-  </w:num>
-  <w:num w:numId="14" w16cid:durableId="1801266076">
-    <w:abstractNumId w:val="34"/>
-  </w:num>
-  <w:num w:numId="15" w16cid:durableId="1578905949">
-    <w:abstractNumId w:val="22"/>
   </w:num>
   <w:num w:numId="16" w16cid:durableId="2029870054">
     <w:abstractNumId w:val="3"/>
   </w:num>
   <w:num w:numId="17" w16cid:durableId="1438135221">
-    <w:abstractNumId w:val="20"/>
+    <w:abstractNumId w:val="22"/>
   </w:num>
   <w:num w:numId="18" w16cid:durableId="2025281351">
-    <w:abstractNumId w:val="25"/>
+    <w:abstractNumId w:val="27"/>
   </w:num>
   <w:num w:numId="19" w16cid:durableId="1677002677">
     <w:abstractNumId w:val="6"/>
   </w:num>
   <w:num w:numId="20" w16cid:durableId="1255285762">
-    <w:abstractNumId w:val="31"/>
+    <w:abstractNumId w:val="33"/>
   </w:num>
   <w:num w:numId="21" w16cid:durableId="818616649">
     <w:abstractNumId w:val="2"/>
@@ -8982,16 +7117,16 @@
     <w:abstractNumId w:val="12"/>
   </w:num>
   <w:num w:numId="23" w16cid:durableId="647830170">
-    <w:abstractNumId w:val="30"/>
+    <w:abstractNumId w:val="32"/>
   </w:num>
   <w:num w:numId="24" w16cid:durableId="728039556">
     <w:abstractNumId w:val="14"/>
   </w:num>
   <w:num w:numId="25" w16cid:durableId="1169561542">
-    <w:abstractNumId w:val="35"/>
+    <w:abstractNumId w:val="37"/>
   </w:num>
   <w:num w:numId="26" w16cid:durableId="1370954733">
-    <w:abstractNumId w:val="18"/>
+    <w:abstractNumId w:val="20"/>
   </w:num>
   <w:num w:numId="27" w16cid:durableId="539393817">
     <w:abstractNumId w:val="7"/>
@@ -9000,22 +7135,22 @@
     <w:abstractNumId w:val="15"/>
   </w:num>
   <w:num w:numId="29" w16cid:durableId="2097361853">
-    <w:abstractNumId w:val="32"/>
+    <w:abstractNumId w:val="34"/>
   </w:num>
   <w:num w:numId="30" w16cid:durableId="1048992661">
     <w:abstractNumId w:val="8"/>
   </w:num>
   <w:num w:numId="31" w16cid:durableId="242298817">
-    <w:abstractNumId w:val="16"/>
+    <w:abstractNumId w:val="17"/>
   </w:num>
   <w:num w:numId="32" w16cid:durableId="503783337">
     <w:abstractNumId w:val="13"/>
   </w:num>
   <w:num w:numId="33" w16cid:durableId="1302004213">
-    <w:abstractNumId w:val="28"/>
+    <w:abstractNumId w:val="30"/>
   </w:num>
   <w:num w:numId="34" w16cid:durableId="797065977">
-    <w:abstractNumId w:val="21"/>
+    <w:abstractNumId w:val="23"/>
   </w:num>
   <w:num w:numId="35" w16cid:durableId="1392118431">
     <w:abstractNumId w:val="5"/>
@@ -9025,6 +7160,12 @@
   </w:num>
   <w:num w:numId="37" w16cid:durableId="1162967310">
     <w:abstractNumId w:val="4"/>
+  </w:num>
+  <w:num w:numId="38" w16cid:durableId="1346175787">
+    <w:abstractNumId w:val="16"/>
+  </w:num>
+  <w:num w:numId="39" w16cid:durableId="173035157">
+    <w:abstractNumId w:val="19"/>
   </w:num>
 </w:numbering>
 </file>
@@ -10058,6 +8199,29 @@
       <w:szCs w:val="20"/>
     </w:rPr>
   </w:style>
+  <w:style w:type="character" w:styleId="Hyperlink">
+    <w:name w:val="Hyperlink"/>
+    <w:basedOn w:val="DefaultParagraphFont"/>
+    <w:uiPriority w:val="99"/>
+    <w:unhideWhenUsed/>
+    <w:rsid w:val="006D5593"/>
+    <w:rPr>
+      <w:color w:val="467886" w:themeColor="hyperlink"/>
+      <w:u w:val="single"/>
+    </w:rPr>
+  </w:style>
+  <w:style w:type="character" w:styleId="UnresolvedMention">
+    <w:name w:val="Unresolved Mention"/>
+    <w:basedOn w:val="DefaultParagraphFont"/>
+    <w:uiPriority w:val="99"/>
+    <w:semiHidden/>
+    <w:unhideWhenUsed/>
+    <w:rsid w:val="006D5593"/>
+    <w:rPr>
+      <w:color w:val="605E5C"/>
+      <w:shd w:val="clear" w:color="auto" w:fill="E1DFDD"/>
+    </w:rPr>
+  </w:style>
 </w:styles>
 </file>
 
